--- a/projets/estacade_pieux_01/livrables/notes/note_hypotheses.docx
+++ b/projets/estacade_pieux_01/livrables/notes/note_hypotheses.docx
@@ -416,7 +416,7 @@
                 <w:color w:val="000000"/>
                 <w:sz w:val="20"/>
               </w:rPr>
-              <w:t>e7f76525ebace94ed269ff96987ced19b3ded7e90c6b54f1d2affd83d7c9a7e0</w:t>
+              <w:t>cf7ffe07917f3fe510ea28faf0f76698af2a5c534c53c38e5c2bf78fe8c50bea</w:t>
             </w:r>
           </w:p>
         </w:tc>
@@ -461,7 +461,7 @@
                 <w:color w:val="000000"/>
                 <w:sz w:val="20"/>
               </w:rPr>
-              <w:t>701180abae3b797a01dabfba5bbbac00978945cf1df33d769601c8fc05b8bf9a</w:t>
+              <w:t>804d915fa6db0d9a898eaf39f5610a513cefe6fbcf7b55b4f42e809ba2130e1c</w:t>
             </w:r>
           </w:p>
         </w:tc>
@@ -506,7 +506,7 @@
                 <w:color w:val="000000"/>
                 <w:sz w:val="20"/>
               </w:rPr>
-              <w:t>fa97116252b81f7db7ca52a6b6b78b3e2cb9c040</w:t>
+              <w:t>c2fc6f9ed3533fb678a59efc64ba1d86c23a908c</w:t>
             </w:r>
           </w:p>
         </w:tc>
@@ -686,7 +686,7 @@
                 <w:color w:val="000000"/>
                 <w:sz w:val="20"/>
               </w:rPr>
-              <w:t>e7f76525ebace94ed269ff96987ced19b3ded7e90c6b54f1d2affd83d7c9a7e0</w:t>
+              <w:t>cf7ffe07917f3fe510ea28faf0f76698af2a5c534c53c38e5c2bf78fe8c50bea</w:t>
             </w:r>
           </w:p>
         </w:tc>
@@ -731,7 +731,7 @@
                 <w:color w:val="000000"/>
                 <w:sz w:val="20"/>
               </w:rPr>
-              <w:t>701180abae3b797a01dabfba5bbbac00978945cf1df33d769601c8fc05b8bf9a</w:t>
+              <w:t>804d915fa6db0d9a898eaf39f5610a513cefe6fbcf7b55b4f42e809ba2130e1c</w:t>
             </w:r>
           </w:p>
         </w:tc>
@@ -900,7 +900,7 @@
                 <w:color w:val="000000"/>
                 <w:sz w:val="20"/>
               </w:rPr>
-              <w:t>28</w:t>
+              <w:t>32</w:t>
             </w:r>
           </w:p>
         </w:tc>
@@ -945,7 +945,7 @@
                 <w:color w:val="000000"/>
                 <w:sz w:val="20"/>
               </w:rPr>
-              <w:t>16</w:t>
+              <w:t>19</w:t>
             </w:r>
           </w:p>
         </w:tc>
@@ -1080,7 +1080,7 @@
                 <w:color w:val="000000"/>
                 <w:sz w:val="20"/>
               </w:rPr>
-              <w:t>13</w:t>
+              <w:t>14</w:t>
             </w:r>
           </w:p>
         </w:tc>
@@ -1125,7 +1125,7 @@
                 <w:color w:val="000000"/>
                 <w:sz w:val="20"/>
               </w:rPr>
-              <w:t>52</w:t>
+              <w:t>56</w:t>
             </w:r>
           </w:p>
         </w:tc>
@@ -8848,6 +8848,426 @@
                 <w:sz w:val="20"/>
               </w:rPr>
               <w:t>Référence externe, tableau B4 de l'annexe B. Sur les deux trottoirs, toute la longueur.</w:t>
+            </w:r>
+          </w:p>
+        </w:tc>
+      </w:tr>
+      <w:tr>
+        <w:trPr>
+          <w:cantSplit/>
+        </w:trPr>
+        <w:tc>
+          <w:tcPr>
+            <w:tcW w:type="dxa" w:w="1928"/>
+          </w:tcPr>
+          <w:p>
+            <w:pPr>
+              <w:spacing w:after="20"/>
+            </w:pPr>
+            <w:r>
+              <w:rPr>
+                <w:rFonts w:ascii="Arial" w:hAnsi="Arial" w:cs="Arial" w:eastAsia="Arial"/>
+                <w:b w:val="0"/>
+                <w:i w:val="0"/>
+                <w:color w:val="000000"/>
+                <w:sz w:val="20"/>
+              </w:rPr>
+              <w:t>tr_essieu_charge_roue</w:t>
+            </w:r>
+          </w:p>
+        </w:tc>
+        <w:tc>
+          <w:tcPr>
+            <w:tcW w:type="dxa" w:w="1701"/>
+          </w:tcPr>
+          <w:p>
+            <w:pPr>
+              <w:spacing w:after="20"/>
+            </w:pPr>
+            <w:r>
+              <w:rPr>
+                <w:rFonts w:ascii="Arial" w:hAnsi="Arial" w:cs="Arial" w:eastAsia="Arial"/>
+                <w:b w:val="0"/>
+                <w:i w:val="0"/>
+                <w:color w:val="000000"/>
+                <w:sz w:val="20"/>
+              </w:rPr>
+              <w:t>80</w:t>
+            </w:r>
+          </w:p>
+        </w:tc>
+        <w:tc>
+          <w:tcPr>
+            <w:tcW w:type="dxa" w:w="907"/>
+          </w:tcPr>
+          <w:p>
+            <w:pPr>
+              <w:spacing w:after="20"/>
+            </w:pPr>
+            <w:r>
+              <w:rPr>
+                <w:rFonts w:ascii="Arial" w:hAnsi="Arial" w:cs="Arial" w:eastAsia="Arial"/>
+                <w:b w:val="0"/>
+                <w:i w:val="0"/>
+                <w:color w:val="000000"/>
+                <w:sz w:val="20"/>
+              </w:rPr>
+              <w:t>kN</w:t>
+            </w:r>
+          </w:p>
+        </w:tc>
+        <w:tc>
+          <w:tcPr>
+            <w:tcW w:type="dxa" w:w="2268"/>
+          </w:tcPr>
+          <w:p>
+            <w:pPr>
+              <w:spacing w:after="20"/>
+            </w:pPr>
+            <w:r>
+              <w:rPr>
+                <w:rFonts w:ascii="Arial" w:hAnsi="Arial" w:cs="Arial" w:eastAsia="Arial"/>
+                <w:b w:val="0"/>
+                <w:i w:val="0"/>
+                <w:color w:val="000000"/>
+                <w:sz w:val="20"/>
+              </w:rPr>
+              <w:t>décision du point E18 (MM, 2026-10-05)</w:t>
+            </w:r>
+          </w:p>
+        </w:tc>
+        <w:tc>
+          <w:tcPr>
+            <w:tcW w:type="dxa" w:w="2835"/>
+          </w:tcPr>
+          <w:p>
+            <w:pPr>
+              <w:spacing w:after="20"/>
+            </w:pPr>
+            <w:r>
+              <w:rPr>
+                <w:rFonts w:ascii="Arial" w:hAnsi="Arial" w:cs="Arial" w:eastAsia="Arial"/>
+                <w:b w:val="0"/>
+                <w:i w:val="0"/>
+                <w:color w:val="000000"/>
+                <w:sz w:val="20"/>
+              </w:rPr>
+              <w:t>Cas TR de la seule combinaison 100 (E18) : essieu αQ2·Q2k = 0,8 × 200 = 160 kN, deux roues de 80 kN.</w:t>
+            </w:r>
+          </w:p>
+        </w:tc>
+      </w:tr>
+      <w:tr>
+        <w:trPr>
+          <w:cantSplit/>
+        </w:trPr>
+        <w:tc>
+          <w:tcPr>
+            <w:tcW w:type="dxa" w:w="1928"/>
+          </w:tcPr>
+          <w:p>
+            <w:pPr>
+              <w:spacing w:after="20"/>
+            </w:pPr>
+            <w:r>
+              <w:rPr>
+                <w:rFonts w:ascii="Arial" w:hAnsi="Arial" w:cs="Arial" w:eastAsia="Arial"/>
+                <w:b w:val="0"/>
+                <w:i w:val="0"/>
+                <w:color w:val="000000"/>
+                <w:sz w:val="20"/>
+              </w:rPr>
+              <w:t>tr_essieu_entraxe_roues</w:t>
+            </w:r>
+          </w:p>
+        </w:tc>
+        <w:tc>
+          <w:tcPr>
+            <w:tcW w:type="dxa" w:w="1701"/>
+          </w:tcPr>
+          <w:p>
+            <w:pPr>
+              <w:spacing w:after="20"/>
+            </w:pPr>
+            <w:r>
+              <w:rPr>
+                <w:rFonts w:ascii="Arial" w:hAnsi="Arial" w:cs="Arial" w:eastAsia="Arial"/>
+                <w:b w:val="0"/>
+                <w:i w:val="0"/>
+                <w:color w:val="000000"/>
+                <w:sz w:val="20"/>
+              </w:rPr>
+              <w:t>2,0</w:t>
+            </w:r>
+          </w:p>
+        </w:tc>
+        <w:tc>
+          <w:tcPr>
+            <w:tcW w:type="dxa" w:w="907"/>
+          </w:tcPr>
+          <w:p>
+            <w:pPr>
+              <w:spacing w:after="20"/>
+            </w:pPr>
+            <w:r>
+              <w:rPr>
+                <w:rFonts w:ascii="Arial" w:hAnsi="Arial" w:cs="Arial" w:eastAsia="Arial"/>
+                <w:b w:val="0"/>
+                <w:i w:val="0"/>
+                <w:color w:val="000000"/>
+                <w:sz w:val="20"/>
+              </w:rPr>
+              <w:t>m</w:t>
+            </w:r>
+          </w:p>
+        </w:tc>
+        <w:tc>
+          <w:tcPr>
+            <w:tcW w:type="dxa" w:w="2268"/>
+          </w:tcPr>
+          <w:p>
+            <w:pPr>
+              <w:spacing w:after="20"/>
+            </w:pPr>
+            <w:r>
+              <w:rPr>
+                <w:rFonts w:ascii="Arial" w:hAnsi="Arial" w:cs="Arial" w:eastAsia="Arial"/>
+                <w:b w:val="0"/>
+                <w:i w:val="0"/>
+                <w:color w:val="000000"/>
+                <w:sz w:val="20"/>
+              </w:rPr>
+              <w:t>décision du point E18 (MM, 2026-10-05)</w:t>
+            </w:r>
+          </w:p>
+        </w:tc>
+        <w:tc>
+          <w:tcPr>
+            <w:tcW w:type="dxa" w:w="2835"/>
+          </w:tcPr>
+          <w:p>
+            <w:pPr>
+              <w:spacing w:after="20"/>
+            </w:pPr>
+            <w:r>
+              <w:rPr>
+                <w:rFonts w:ascii="Arial" w:hAnsi="Arial" w:cs="Arial" w:eastAsia="Arial"/>
+                <w:b w:val="0"/>
+                <w:i w:val="0"/>
+                <w:color w:val="000000"/>
+                <w:sz w:val="20"/>
+              </w:rPr>
+              <w:t>E18 : roues alignées selon X, entraxe longitudinal 2,00 m (orientation déduite de la figure 100 par MM).</w:t>
+            </w:r>
+          </w:p>
+        </w:tc>
+      </w:tr>
+      <w:tr>
+        <w:trPr>
+          <w:cantSplit/>
+        </w:trPr>
+        <w:tc>
+          <w:tcPr>
+            <w:tcW w:type="dxa" w:w="1928"/>
+          </w:tcPr>
+          <w:p>
+            <w:pPr>
+              <w:spacing w:after="20"/>
+            </w:pPr>
+            <w:r>
+              <w:rPr>
+                <w:rFonts w:ascii="Arial" w:hAnsi="Arial" w:cs="Arial" w:eastAsia="Arial"/>
+                <w:b w:val="0"/>
+                <w:i w:val="0"/>
+                <w:color w:val="000000"/>
+                <w:sz w:val="20"/>
+              </w:rPr>
+              <w:t>tr_essieu_empreinte</w:t>
+            </w:r>
+          </w:p>
+        </w:tc>
+        <w:tc>
+          <w:tcPr>
+            <w:tcW w:type="dxa" w:w="1701"/>
+          </w:tcPr>
+          <w:p>
+            <w:pPr>
+              <w:spacing w:after="20"/>
+            </w:pPr>
+            <w:r>
+              <w:rPr>
+                <w:rFonts w:ascii="Arial" w:hAnsi="Arial" w:cs="Arial" w:eastAsia="Arial"/>
+                <w:b w:val="0"/>
+                <w:i w:val="0"/>
+                <w:color w:val="000000"/>
+                <w:sz w:val="20"/>
+              </w:rPr>
+              <w:t>0,4</w:t>
+            </w:r>
+          </w:p>
+        </w:tc>
+        <w:tc>
+          <w:tcPr>
+            <w:tcW w:type="dxa" w:w="907"/>
+          </w:tcPr>
+          <w:p>
+            <w:pPr>
+              <w:spacing w:after="20"/>
+            </w:pPr>
+            <w:r>
+              <w:rPr>
+                <w:rFonts w:ascii="Arial" w:hAnsi="Arial" w:cs="Arial" w:eastAsia="Arial"/>
+                <w:b w:val="0"/>
+                <w:i w:val="0"/>
+                <w:color w:val="000000"/>
+                <w:sz w:val="20"/>
+              </w:rPr>
+              <w:t>m</w:t>
+            </w:r>
+          </w:p>
+        </w:tc>
+        <w:tc>
+          <w:tcPr>
+            <w:tcW w:type="dxa" w:w="2268"/>
+          </w:tcPr>
+          <w:p>
+            <w:pPr>
+              <w:spacing w:after="20"/>
+            </w:pPr>
+            <w:r>
+              <w:rPr>
+                <w:rFonts w:ascii="Arial" w:hAnsi="Arial" w:cs="Arial" w:eastAsia="Arial"/>
+                <w:b w:val="0"/>
+                <w:i w:val="0"/>
+                <w:color w:val="000000"/>
+                <w:sz w:val="20"/>
+              </w:rPr>
+              <w:t>décision du point E18 (MM, 2026-10-05)</w:t>
+            </w:r>
+          </w:p>
+        </w:tc>
+        <w:tc>
+          <w:tcPr>
+            <w:tcW w:type="dxa" w:w="2835"/>
+          </w:tcPr>
+          <w:p>
+            <w:pPr>
+              <w:spacing w:after="20"/>
+            </w:pPr>
+            <w:r>
+              <w:rPr>
+                <w:rFonts w:ascii="Arial" w:hAnsi="Arial" w:cs="Arial" w:eastAsia="Arial"/>
+                <w:b w:val="0"/>
+                <w:i w:val="0"/>
+                <w:color w:val="000000"/>
+                <w:sz w:val="20"/>
+              </w:rPr>
+              <w:t>E18 : empreinte 0,40 × 0,40 m au plan moyen, pas de charge ponctuelle.</w:t>
+            </w:r>
+          </w:p>
+        </w:tc>
+      </w:tr>
+      <w:tr>
+        <w:trPr>
+          <w:cantSplit/>
+        </w:trPr>
+        <w:tc>
+          <w:tcPr>
+            <w:tcW w:type="dxa" w:w="1928"/>
+          </w:tcPr>
+          <w:p>
+            <w:pPr>
+              <w:spacing w:after="20"/>
+            </w:pPr>
+            <w:r>
+              <w:rPr>
+                <w:rFonts w:ascii="Arial" w:hAnsi="Arial" w:cs="Arial" w:eastAsia="Arial"/>
+                <w:b w:val="0"/>
+                <w:i w:val="0"/>
+                <w:color w:val="000000"/>
+                <w:sz w:val="20"/>
+              </w:rPr>
+              <w:t>tr_essieu_ordonnee</w:t>
+            </w:r>
+          </w:p>
+        </w:tc>
+        <w:tc>
+          <w:tcPr>
+            <w:tcW w:type="dxa" w:w="1701"/>
+          </w:tcPr>
+          <w:p>
+            <w:pPr>
+              <w:spacing w:after="20"/>
+            </w:pPr>
+            <w:r>
+              <w:rPr>
+                <w:rFonts w:ascii="Arial" w:hAnsi="Arial" w:cs="Arial" w:eastAsia="Arial"/>
+                <w:b w:val="0"/>
+                <w:i w:val="0"/>
+                <w:color w:val="000000"/>
+                <w:sz w:val="20"/>
+              </w:rPr>
+              <w:t>2,25</w:t>
+            </w:r>
+          </w:p>
+        </w:tc>
+        <w:tc>
+          <w:tcPr>
+            <w:tcW w:type="dxa" w:w="907"/>
+          </w:tcPr>
+          <w:p>
+            <w:pPr>
+              <w:spacing w:after="20"/>
+            </w:pPr>
+            <w:r>
+              <w:rPr>
+                <w:rFonts w:ascii="Arial" w:hAnsi="Arial" w:cs="Arial" w:eastAsia="Arial"/>
+                <w:b w:val="0"/>
+                <w:i w:val="0"/>
+                <w:color w:val="000000"/>
+                <w:sz w:val="20"/>
+              </w:rPr>
+              <w:t>m</w:t>
+            </w:r>
+          </w:p>
+        </w:tc>
+        <w:tc>
+          <w:tcPr>
+            <w:tcW w:type="dxa" w:w="2268"/>
+          </w:tcPr>
+          <w:p>
+            <w:pPr>
+              <w:spacing w:after="20"/>
+            </w:pPr>
+            <w:r>
+              <w:rPr>
+                <w:rFonts w:ascii="Arial" w:hAnsi="Arial" w:cs="Arial" w:eastAsia="Arial"/>
+                <w:b w:val="0"/>
+                <w:i w:val="0"/>
+                <w:color w:val="000000"/>
+                <w:sz w:val="20"/>
+              </w:rPr>
+              <w:t>décision du point E18 (MM, 2026-10-05)</w:t>
+            </w:r>
+          </w:p>
+        </w:tc>
+        <w:tc>
+          <w:tcPr>
+            <w:tcW w:type="dxa" w:w="2835"/>
+          </w:tcPr>
+          <w:p>
+            <w:pPr>
+              <w:spacing w:after="20"/>
+            </w:pPr>
+            <w:r>
+              <w:rPr>
+                <w:rFonts w:ascii="Arial" w:hAnsi="Arial" w:cs="Arial" w:eastAsia="Arial"/>
+                <w:b w:val="0"/>
+                <w:i w:val="0"/>
+                <w:color w:val="000000"/>
+                <w:sz w:val="20"/>
+              </w:rPr>
+              <w:t>E18 : centré sur le trottoir Y &gt; 0 (Y = +2,25).</w:t>
             </w:r>
           </w:p>
         </w:tc>
@@ -22622,7 +23042,44 @@
           <w:color w:val="000000"/>
           <w:sz w:val="20"/>
         </w:rPr>
-        <w:t>4.14 Point E8</w:t>
+        <w:t>4.14 Point K7</w:t>
+      </w:r>
+    </w:p>
+    <w:p>
+      <w:r>
+        <w:rPr>
+          <w:rFonts w:ascii="Arial" w:hAnsi="Arial" w:cs="Arial" w:eastAsia="Arial"/>
+          <w:b/>
+          <w:i w:val="0"/>
+          <w:color w:val="000000"/>
+          <w:sz w:val="20"/>
+        </w:rPr>
+        <w:t xml:space="preserve">Constats Code_Aster rattachés (section 5) : </w:t>
+      </w:r>
+      <w:r>
+        <w:rPr>
+          <w:rFonts w:ascii="Arial" w:hAnsi="Arial" w:cs="Arial" w:eastAsia="Arial"/>
+          <w:b w:val="0"/>
+          <w:i w:val="0"/>
+          <w:color w:val="000000"/>
+          <w:sz w:val="20"/>
+        </w:rPr>
+        <w:t>CA-058</w:t>
+      </w:r>
+    </w:p>
+    <w:p>
+      <w:pPr>
+        <w:pStyle w:val="Heading2"/>
+      </w:pPr>
+      <w:r>
+        <w:rPr>
+          <w:rFonts w:ascii="Arial" w:hAnsi="Arial" w:cs="Arial" w:eastAsia="Arial"/>
+          <w:b/>
+          <w:i w:val="0"/>
+          <w:color w:val="000000"/>
+          <w:sz w:val="20"/>
+        </w:rPr>
+        <w:t>4.15 Point E8</w:t>
       </w:r>
     </w:p>
     <w:p>
@@ -22835,7 +23292,7 @@
           <w:color w:val="000000"/>
           <w:sz w:val="20"/>
         </w:rPr>
-        <w:t>4.15 Point E9</w:t>
+        <w:t>4.16 Point E9</w:t>
       </w:r>
     </w:p>
     <w:p>
@@ -23048,7 +23505,7 @@
           <w:color w:val="000000"/>
           <w:sz w:val="20"/>
         </w:rPr>
-        <w:t>4.16 Point E10</w:t>
+        <w:t>4.17 Point E10</w:t>
       </w:r>
     </w:p>
     <w:p>
@@ -23239,7 +23696,7 @@
           <w:color w:val="000000"/>
           <w:sz w:val="20"/>
         </w:rPr>
-        <w:t>4.17 Point E11</w:t>
+        <w:t>4.18 Point E11</w:t>
       </w:r>
     </w:p>
     <w:p>
@@ -23430,7 +23887,7 @@
           <w:color w:val="000000"/>
           <w:sz w:val="20"/>
         </w:rPr>
-        <w:t>4.18 Point E12</w:t>
+        <w:t>4.19 Point E12</w:t>
       </w:r>
     </w:p>
     <w:p>
@@ -23621,7 +24078,7 @@
           <w:color w:val="000000"/>
           <w:sz w:val="20"/>
         </w:rPr>
-        <w:t>4.19 Point E13</w:t>
+        <w:t>4.20 Point E13</w:t>
       </w:r>
     </w:p>
     <w:p>
@@ -23827,7 +24284,7 @@
           <w:color w:val="000000"/>
           <w:sz w:val="20"/>
         </w:rPr>
-        <w:t>4.20 Point E14</w:t>
+        <w:t>4.21 Point E14</w:t>
       </w:r>
     </w:p>
     <w:p>
@@ -24018,7 +24475,7 @@
           <w:color w:val="000000"/>
           <w:sz w:val="20"/>
         </w:rPr>
-        <w:t>4.21 Point E15</w:t>
+        <w:t>4.22 Point E15</w:t>
       </w:r>
     </w:p>
     <w:p>
@@ -24224,7 +24681,7 @@
           <w:color w:val="000000"/>
           <w:sz w:val="20"/>
         </w:rPr>
-        <w:t>4.22 Point E16</w:t>
+        <w:t>4.23 Point E16</w:t>
       </w:r>
     </w:p>
     <w:p>
@@ -24438,6 +24895,609 @@
           <w:sz w:val="20"/>
         </w:rPr>
         <w:t>Erreur de la session dans la description proposée (Y = ±1,325) : la règle choisie, roue tangente au bord de la voie avec l'empreinte de 0,60 m selon Y, donne Y = 1,20 et −0,80 ; c'est la règle qui est appliquée. Positions selon X : 15,575 − 0,50 k et 15,625 + 0,50 k, k = 0 … 30 (62 positions, empreintes de 0,35 m alignées sur les mailles de 0,05 m).</w:t>
+      </w:r>
+    </w:p>
+    <w:p>
+      <w:pPr>
+        <w:pStyle w:val="Heading2"/>
+      </w:pPr>
+      <w:r>
+        <w:rPr>
+          <w:rFonts w:ascii="Arial" w:hAnsi="Arial" w:cs="Arial" w:eastAsia="Arial"/>
+          <w:b/>
+          <w:i w:val="0"/>
+          <w:color w:val="000000"/>
+          <w:sz w:val="20"/>
+        </w:rPr>
+        <w:t>4.24 Point E17</w:t>
+      </w:r>
+    </w:p>
+    <w:p>
+      <w:r>
+        <w:rPr>
+          <w:rFonts w:ascii="Arial" w:hAnsi="Arial" w:cs="Arial" w:eastAsia="Arial"/>
+          <w:b/>
+          <w:i w:val="0"/>
+          <w:color w:val="000000"/>
+          <w:sz w:val="20"/>
+        </w:rPr>
+        <w:t>Règles de lecture v2 de la comparaison (écrites après la première exécution)</w:t>
+      </w:r>
+    </w:p>
+    <w:p>
+      <w:r>
+        <w:rPr>
+          <w:rFonts w:ascii="Arial" w:hAnsi="Arial" w:cs="Arial" w:eastAsia="Arial"/>
+          <w:b/>
+          <w:i w:val="0"/>
+          <w:color w:val="000000"/>
+          <w:sz w:val="20"/>
+        </w:rPr>
+        <w:t xml:space="preserve">Statut : </w:t>
+      </w:r>
+      <w:r>
+        <w:rPr>
+          <w:rFonts w:ascii="Arial" w:hAnsi="Arial" w:cs="Arial" w:eastAsia="Arial"/>
+          <w:b w:val="0"/>
+          <w:i w:val="0"/>
+          <w:color w:val="000000"/>
+          <w:sz w:val="20"/>
+        </w:rPr>
+        <w:t>décision tranchée</w:t>
+      </w:r>
+    </w:p>
+    <w:p>
+      <w:r>
+        <w:rPr>
+          <w:rFonts w:ascii="Arial" w:hAnsi="Arial" w:cs="Arial" w:eastAsia="Arial"/>
+          <w:b/>
+          <w:i w:val="0"/>
+          <w:color w:val="000000"/>
+          <w:sz w:val="20"/>
+        </w:rPr>
+        <w:t xml:space="preserve">Option retenue : </w:t>
+      </w:r>
+      <w:r>
+        <w:rPr>
+          <w:rFonts w:ascii="Arial" w:hAnsi="Arial" w:cs="Arial" w:eastAsia="Arial"/>
+          <w:b w:val="0"/>
+          <w:i w:val="0"/>
+          <w:color w:val="000000"/>
+          <w:sz w:val="20"/>
+        </w:rPr>
+        <w:t>**E17, règles de lecture v2.** Elles sont écrites et commitées **avant** toute nouvelle exécution, et déclarées « écrites après la première exécution ». Les verdicts v1 sont conservés tels quels dans l'historique. 1. **Pieux.** C3 : maximum sur la zone qui va de la tête (+1,30) à −0,80, élément de tête compris. C5 : maximum sur tout le pieu. Enveloppe ELU+ et ELU− ; la famille qui gouverne est indiquée. 2. **Chevêtres** (C6, C7, C8) : on compare le **total** barre + bande de dalle |X − X_file| ≤ 0,60, c'est-à-dire s·MFY − ∫MYY dX et VZ + ∫QY dX. La barre seule est rapportée pour information. 3. **Dalle** (C9, C12, C13) : maximum hors des disques de rayon 0,60 m centrés sur les têtes de pieux. 4. **C11** : moyenne de NXX sur une section transversale. C'est la grandeur que publie la source.</w:t>
+      </w:r>
+    </w:p>
+    <w:p>
+      <w:r>
+        <w:rPr>
+          <w:rFonts w:ascii="Arial" w:hAnsi="Arial" w:cs="Arial" w:eastAsia="Arial"/>
+          <w:b/>
+          <w:i w:val="0"/>
+          <w:color w:val="000000"/>
+          <w:sz w:val="20"/>
+        </w:rPr>
+        <w:t xml:space="preserve">Justification : </w:t>
+      </w:r>
+      <w:r>
+        <w:rPr>
+          <w:rFonts w:ascii="Arial" w:hAnsi="Arial" w:cs="Arial" w:eastAsia="Arial"/>
+          <w:b w:val="0"/>
+          <w:i w:val="0"/>
+          <w:color w:val="000000"/>
+          <w:sz w:val="20"/>
+        </w:rPr>
+        <w:t>Décision E17 de MM, recopiée à l'identique (sources/arbitrage_estacade_pieux_01_lot47bis.md).</w:t>
+      </w:r>
+    </w:p>
+    <w:p>
+      <w:r>
+        <w:rPr>
+          <w:rFonts w:ascii="Arial" w:hAnsi="Arial" w:cs="Arial" w:eastAsia="Arial"/>
+          <w:b/>
+          <w:i w:val="0"/>
+          <w:color w:val="000000"/>
+          <w:sz w:val="20"/>
+        </w:rPr>
+        <w:t xml:space="preserve">Domaine de validité : </w:t>
+      </w:r>
+      <w:r>
+        <w:rPr>
+          <w:rFonts w:ascii="Arial" w:hAnsi="Arial" w:cs="Arial" w:eastAsia="Arial"/>
+          <w:b w:val="0"/>
+          <w:i w:val="0"/>
+          <w:color w:val="000000"/>
+          <w:sz w:val="20"/>
+        </w:rPr>
+        <w:t>Contre-calcul du modèle source d'avant-projet (lot 47), tel que MM l'a décidé ; hors de ce contre-calcul, la décision n'est pas établie.</w:t>
+      </w:r>
+    </w:p>
+    <w:p>
+      <w:r>
+        <w:rPr>
+          <w:rFonts w:ascii="Arial" w:hAnsi="Arial" w:cs="Arial" w:eastAsia="Arial"/>
+          <w:b/>
+          <w:i w:val="0"/>
+          <w:color w:val="000000"/>
+          <w:sz w:val="20"/>
+        </w:rPr>
+        <w:t>Variantes écartées</w:t>
+      </w:r>
+    </w:p>
+    <w:p>
+      <w:pPr>
+        <w:ind w:left="340"/>
+      </w:pPr>
+      <w:r>
+        <w:rPr>
+          <w:rFonts w:ascii="Arial" w:hAnsi="Arial" w:cs="Arial" w:eastAsia="Arial"/>
+          <w:b w:val="0"/>
+          <w:i w:val="0"/>
+          <w:color w:val="000000"/>
+          <w:sz w:val="20"/>
+        </w:rPr>
+        <w:t>– Règles de lecture v1 (docs/essais_lot47.md § 2.5) — motif : conservées avec leurs verdicts dans l'historique, remplacées pour la comparaison par E17</w:t>
+      </w:r>
+    </w:p>
+    <w:p>
+      <w:r>
+        <w:rPr>
+          <w:rFonts w:ascii="Arial" w:hAnsi="Arial" w:cs="Arial" w:eastAsia="Arial"/>
+          <w:b/>
+          <w:i w:val="0"/>
+          <w:color w:val="000000"/>
+          <w:sz w:val="20"/>
+        </w:rPr>
+        <w:t>Sources</w:t>
+      </w:r>
+    </w:p>
+    <w:p>
+      <w:pPr>
+        <w:ind w:left="340"/>
+      </w:pPr>
+      <w:r>
+        <w:rPr>
+          <w:rFonts w:ascii="Arial" w:hAnsi="Arial" w:cs="Arial" w:eastAsia="Arial"/>
+          <w:b w:val="0"/>
+          <w:i w:val="0"/>
+          <w:color w:val="000000"/>
+          <w:sz w:val="20"/>
+        </w:rPr>
+        <w:t>– arbitrage de MM — arbitrage_estacade_pieux_01_lot47bis (donnees/sources/arbitrage_estacade_pieux_01_lot47bis.md), E17 (2026-10-05)</w:t>
+      </w:r>
+    </w:p>
+    <w:p>
+      <w:r>
+        <w:rPr>
+          <w:rFonts w:ascii="Arial" w:hAnsi="Arial" w:cs="Arial" w:eastAsia="Arial"/>
+          <w:b/>
+          <w:i w:val="0"/>
+          <w:color w:val="000000"/>
+          <w:sz w:val="20"/>
+        </w:rPr>
+        <w:t xml:space="preserve">Décideur et date : </w:t>
+      </w:r>
+      <w:r>
+        <w:rPr>
+          <w:rFonts w:ascii="Arial" w:hAnsi="Arial" w:cs="Arial" w:eastAsia="Arial"/>
+          <w:b w:val="0"/>
+          <w:i w:val="0"/>
+          <w:color w:val="000000"/>
+          <w:sz w:val="20"/>
+        </w:rPr>
+        <w:t>MM, le 2026-10-05</w:t>
+      </w:r>
+    </w:p>
+    <w:p>
+      <w:pPr>
+        <w:pStyle w:val="Heading2"/>
+      </w:pPr>
+      <w:r>
+        <w:rPr>
+          <w:rFonts w:ascii="Arial" w:hAnsi="Arial" w:cs="Arial" w:eastAsia="Arial"/>
+          <w:b/>
+          <w:i w:val="0"/>
+          <w:color w:val="000000"/>
+          <w:sz w:val="20"/>
+        </w:rPr>
+        <w:t>4.25 Point E18</w:t>
+      </w:r>
+    </w:p>
+    <w:p>
+      <w:r>
+        <w:rPr>
+          <w:rFonts w:ascii="Arial" w:hAnsi="Arial" w:cs="Arial" w:eastAsia="Arial"/>
+          <w:b/>
+          <w:i w:val="0"/>
+          <w:color w:val="000000"/>
+          <w:sz w:val="20"/>
+        </w:rPr>
+        <w:t>Cas TR de la combinaison 100 : essieu de 160 kN sur le trottoir</w:t>
+      </w:r>
+    </w:p>
+    <w:p>
+      <w:r>
+        <w:rPr>
+          <w:rFonts w:ascii="Arial" w:hAnsi="Arial" w:cs="Arial" w:eastAsia="Arial"/>
+          <w:b/>
+          <w:i w:val="0"/>
+          <w:color w:val="000000"/>
+          <w:sz w:val="20"/>
+        </w:rPr>
+        <w:t xml:space="preserve">Statut : </w:t>
+      </w:r>
+      <w:r>
+        <w:rPr>
+          <w:rFonts w:ascii="Arial" w:hAnsi="Arial" w:cs="Arial" w:eastAsia="Arial"/>
+          <w:b w:val="0"/>
+          <w:i w:val="0"/>
+          <w:color w:val="000000"/>
+          <w:sz w:val="20"/>
+        </w:rPr>
+        <w:t>décision tranchée</w:t>
+      </w:r>
+    </w:p>
+    <w:p>
+      <w:r>
+        <w:rPr>
+          <w:rFonts w:ascii="Arial" w:hAnsi="Arial" w:cs="Arial" w:eastAsia="Arial"/>
+          <w:b/>
+          <w:i w:val="0"/>
+          <w:color w:val="000000"/>
+          <w:sz w:val="20"/>
+        </w:rPr>
+        <w:t xml:space="preserve">Option retenue : </w:t>
+      </w:r>
+      <w:r>
+        <w:rPr>
+          <w:rFonts w:ascii="Arial" w:hAnsi="Arial" w:cs="Arial" w:eastAsia="Arial"/>
+          <w:b w:val="0"/>
+          <w:i w:val="0"/>
+          <w:color w:val="000000"/>
+          <w:sz w:val="20"/>
+        </w:rPr>
+        <w:t>**E18, cas TR de la combinaison 100.** Sources : le §15.3.3 de la source : « un essieu : αQ2·Q2k = 0,8 × 200 = 160 kN (essieu du système LM1, voie n° 2) », parmi les charges des trottoirs ; le §20.6.5 : « un essieu est appliqué sur le trottoir du tablier » ; la figure 100 : deux charges concentrées, en kN, **alignées selon X sur le même trottoir**, distantes d'environ 2 m, la première juste avant le chevêtre 4. Les figures 68 et 69 concernent le tandem TS de LM1 sur la voie et non ce cas. Le cas TR comprend : 5 kPa sur les deux trottoirs ; 2 roues de 80 kN, **alignées selon X**, à 2,00 m d'entraxe longitudinal, centrées sur le trottoir (Y = +2,25) ; une empreinte de 0,40 × 0,40 m, et non une charge ponctuelle : une force nodale sur une plaque est singulière. La source a utilisé des charges ponctuelles, et sa valeur de 568 kN/m dépend donc de son maillage. L'écart sur C12 « rive » s'interprète en conséquence ; un déplacement par pas de 0,50 m selon X, avec enveloppe ; la position gouvernante est rapportée et comparée à celle de la figure 100 ; la charge de 10 kN sur 0,10 × 0,10 m est négligée (effet local de poinçonnement). L'orientation longitudinale est **déduite de la figure 100**, pas écrite dans la source. C'est cohérent avec un trottoir de 1,50 m, trop étroit pour un essieu de 2,00 m posé en travers. Ce cas ne s'applique qu'à la combinaison 100. Dans LM1, la charge des trottoirs reste à 5 kPa (cas source « LM1 UDL TR »).</w:t>
+      </w:r>
+    </w:p>
+    <w:p>
+      <w:r>
+        <w:rPr>
+          <w:rFonts w:ascii="Arial" w:hAnsi="Arial" w:cs="Arial" w:eastAsia="Arial"/>
+          <w:b/>
+          <w:i w:val="0"/>
+          <w:color w:val="000000"/>
+          <w:sz w:val="20"/>
+        </w:rPr>
+        <w:t xml:space="preserve">Justification : </w:t>
+      </w:r>
+      <w:r>
+        <w:rPr>
+          <w:rFonts w:ascii="Arial" w:hAnsi="Arial" w:cs="Arial" w:eastAsia="Arial"/>
+          <w:b w:val="0"/>
+          <w:i w:val="0"/>
+          <w:color w:val="000000"/>
+          <w:sz w:val="20"/>
+        </w:rPr>
+        <w:t>Décision E18 de MM, recopiée à l'identique (sources/arbitrage_estacade_pieux_01_lot47bis.md).</w:t>
+      </w:r>
+    </w:p>
+    <w:p>
+      <w:r>
+        <w:rPr>
+          <w:rFonts w:ascii="Arial" w:hAnsi="Arial" w:cs="Arial" w:eastAsia="Arial"/>
+          <w:b/>
+          <w:i w:val="0"/>
+          <w:color w:val="000000"/>
+          <w:sz w:val="20"/>
+        </w:rPr>
+        <w:t xml:space="preserve">Domaine de validité : </w:t>
+      </w:r>
+      <w:r>
+        <w:rPr>
+          <w:rFonts w:ascii="Arial" w:hAnsi="Arial" w:cs="Arial" w:eastAsia="Arial"/>
+          <w:b w:val="0"/>
+          <w:i w:val="0"/>
+          <w:color w:val="000000"/>
+          <w:sz w:val="20"/>
+        </w:rPr>
+        <w:t>Contre-calcul du modèle source d'avant-projet (lot 47), tel que MM l'a décidé ; hors de ce contre-calcul, la décision n'est pas établie.</w:t>
+      </w:r>
+    </w:p>
+    <w:p>
+      <w:r>
+        <w:rPr>
+          <w:rFonts w:ascii="Arial" w:hAnsi="Arial" w:cs="Arial" w:eastAsia="Arial"/>
+          <w:b/>
+          <w:i w:val="0"/>
+          <w:color w:val="000000"/>
+          <w:sz w:val="20"/>
+        </w:rPr>
+        <w:t>Variantes écartées</w:t>
+      </w:r>
+    </w:p>
+    <w:p>
+      <w:pPr>
+        <w:ind w:left="340"/>
+      </w:pPr>
+      <w:r>
+        <w:rPr>
+          <w:rFonts w:ascii="Arial" w:hAnsi="Arial" w:cs="Arial" w:eastAsia="Arial"/>
+          <w:b w:val="0"/>
+          <w:i w:val="0"/>
+          <w:color w:val="000000"/>
+          <w:sz w:val="20"/>
+        </w:rPr>
+        <w:t>– Essieu en charge ponctuelle — motif : une force nodale sur une plaque est singulière (E18)</w:t>
+      </w:r>
+    </w:p>
+    <w:p>
+      <w:pPr>
+        <w:ind w:left="340"/>
+      </w:pPr>
+      <w:r>
+        <w:rPr>
+          <w:rFonts w:ascii="Arial" w:hAnsi="Arial" w:cs="Arial" w:eastAsia="Arial"/>
+          <w:b w:val="0"/>
+          <w:i w:val="0"/>
+          <w:color w:val="000000"/>
+          <w:sz w:val="20"/>
+        </w:rPr>
+        <w:t>– Essieu posé en travers du trottoir — motif : trottoir de 1,50 m trop étroit pour un essieu de 2,00 m (E18)</w:t>
+      </w:r>
+    </w:p>
+    <w:p>
+      <w:pPr>
+        <w:ind w:left="340"/>
+      </w:pPr>
+      <w:r>
+        <w:rPr>
+          <w:rFonts w:ascii="Arial" w:hAnsi="Arial" w:cs="Arial" w:eastAsia="Arial"/>
+          <w:b w:val="0"/>
+          <w:i w:val="0"/>
+          <w:color w:val="000000"/>
+          <w:sz w:val="20"/>
+        </w:rPr>
+        <w:t>– Essieu ajouté aussi à la charge des trottoirs de LM1 — motif : « ce cas ne s'applique qu'à la combinaison 100 » (E18)</w:t>
+      </w:r>
+    </w:p>
+    <w:p>
+      <w:r>
+        <w:rPr>
+          <w:rFonts w:ascii="Arial" w:hAnsi="Arial" w:cs="Arial" w:eastAsia="Arial"/>
+          <w:b/>
+          <w:i w:val="0"/>
+          <w:color w:val="000000"/>
+          <w:sz w:val="20"/>
+        </w:rPr>
+        <w:t>Sources</w:t>
+      </w:r>
+    </w:p>
+    <w:p>
+      <w:pPr>
+        <w:ind w:left="340"/>
+      </w:pPr>
+      <w:r>
+        <w:rPr>
+          <w:rFonts w:ascii="Arial" w:hAnsi="Arial" w:cs="Arial" w:eastAsia="Arial"/>
+          <w:b w:val="0"/>
+          <w:i w:val="0"/>
+          <w:color w:val="000000"/>
+          <w:sz w:val="20"/>
+        </w:rPr>
+        <w:t>– arbitrage de MM — arbitrage_estacade_pieux_01_lot47bis (donnees/sources/arbitrage_estacade_pieux_01_lot47bis.md), E18 (2026-10-05)</w:t>
+      </w:r>
+    </w:p>
+    <w:p>
+      <w:r>
+        <w:rPr>
+          <w:rFonts w:ascii="Arial" w:hAnsi="Arial" w:cs="Arial" w:eastAsia="Arial"/>
+          <w:b/>
+          <w:i w:val="0"/>
+          <w:color w:val="000000"/>
+          <w:sz w:val="20"/>
+        </w:rPr>
+        <w:t xml:space="preserve">Décideur et date : </w:t>
+      </w:r>
+      <w:r>
+        <w:rPr>
+          <w:rFonts w:ascii="Arial" w:hAnsi="Arial" w:cs="Arial" w:eastAsia="Arial"/>
+          <w:b w:val="0"/>
+          <w:i w:val="0"/>
+          <w:color w:val="000000"/>
+          <w:sz w:val="20"/>
+        </w:rPr>
+        <w:t>MM, le 2026-10-05</w:t>
+      </w:r>
+    </w:p>
+    <w:p>
+      <w:pPr>
+        <w:pStyle w:val="Heading2"/>
+      </w:pPr>
+      <w:r>
+        <w:rPr>
+          <w:rFonts w:ascii="Arial" w:hAnsi="Arial" w:cs="Arial" w:eastAsia="Arial"/>
+          <w:b/>
+          <w:i w:val="0"/>
+          <w:color w:val="000000"/>
+          <w:sz w:val="20"/>
+        </w:rPr>
+        <w:t>4.26 Point E19</w:t>
+      </w:r>
+    </w:p>
+    <w:p>
+      <w:r>
+        <w:rPr>
+          <w:rFonts w:ascii="Arial" w:hAnsi="Arial" w:cs="Arial" w:eastAsia="Arial"/>
+          <w:b/>
+          <w:i w:val="0"/>
+          <w:color w:val="000000"/>
+          <w:sz w:val="20"/>
+        </w:rPr>
+        <w:t>Variante de sensibilité : chevêtre de 0,80 m</w:t>
+      </w:r>
+    </w:p>
+    <w:p>
+      <w:r>
+        <w:rPr>
+          <w:rFonts w:ascii="Arial" w:hAnsi="Arial" w:cs="Arial" w:eastAsia="Arial"/>
+          <w:b/>
+          <w:i w:val="0"/>
+          <w:color w:val="000000"/>
+          <w:sz w:val="20"/>
+        </w:rPr>
+        <w:t xml:space="preserve">Statut : </w:t>
+      </w:r>
+      <w:r>
+        <w:rPr>
+          <w:rFonts w:ascii="Arial" w:hAnsi="Arial" w:cs="Arial" w:eastAsia="Arial"/>
+          <w:b w:val="0"/>
+          <w:i w:val="0"/>
+          <w:color w:val="000000"/>
+          <w:sz w:val="20"/>
+        </w:rPr>
+        <w:t>décision tranchée</w:t>
+      </w:r>
+    </w:p>
+    <w:p>
+      <w:r>
+        <w:rPr>
+          <w:rFonts w:ascii="Arial" w:hAnsi="Arial" w:cs="Arial" w:eastAsia="Arial"/>
+          <w:b/>
+          <w:i w:val="0"/>
+          <w:color w:val="000000"/>
+          <w:sz w:val="20"/>
+        </w:rPr>
+        <w:t xml:space="preserve">Option retenue : </w:t>
+      </w:r>
+      <w:r>
+        <w:rPr>
+          <w:rFonts w:ascii="Arial" w:hAnsi="Arial" w:cs="Arial" w:eastAsia="Arial"/>
+          <w:b w:val="0"/>
+          <w:i w:val="0"/>
+          <w:color w:val="000000"/>
+          <w:sz w:val="20"/>
+        </w:rPr>
+        <w:t>**E19, variante de sensibilité déclarée** : chevêtre de 0,80 m (HZ = 0,80, le reste inchangé), pour tester (c). La référence reste à 0,90 m (E2).</w:t>
+      </w:r>
+    </w:p>
+    <w:p>
+      <w:r>
+        <w:rPr>
+          <w:rFonts w:ascii="Arial" w:hAnsi="Arial" w:cs="Arial" w:eastAsia="Arial"/>
+          <w:b/>
+          <w:i w:val="0"/>
+          <w:color w:val="000000"/>
+          <w:sz w:val="20"/>
+        </w:rPr>
+        <w:t xml:space="preserve">Justification : </w:t>
+      </w:r>
+      <w:r>
+        <w:rPr>
+          <w:rFonts w:ascii="Arial" w:hAnsi="Arial" w:cs="Arial" w:eastAsia="Arial"/>
+          <w:b w:val="0"/>
+          <w:i w:val="0"/>
+          <w:color w:val="000000"/>
+          <w:sz w:val="20"/>
+        </w:rPr>
+        <w:t>Décision E19 de MM, recopiée à l'identique (sources/arbitrage_estacade_pieux_01_lot47bis.md).</w:t>
+      </w:r>
+    </w:p>
+    <w:p>
+      <w:r>
+        <w:rPr>
+          <w:rFonts w:ascii="Arial" w:hAnsi="Arial" w:cs="Arial" w:eastAsia="Arial"/>
+          <w:b/>
+          <w:i w:val="0"/>
+          <w:color w:val="000000"/>
+          <w:sz w:val="20"/>
+        </w:rPr>
+        <w:t xml:space="preserve">Domaine de validité : </w:t>
+      </w:r>
+      <w:r>
+        <w:rPr>
+          <w:rFonts w:ascii="Arial" w:hAnsi="Arial" w:cs="Arial" w:eastAsia="Arial"/>
+          <w:b w:val="0"/>
+          <w:i w:val="0"/>
+          <w:color w:val="000000"/>
+          <w:sz w:val="20"/>
+        </w:rPr>
+        <w:t>Contre-calcul du modèle source d'avant-projet (lot 47), tel que MM l'a décidé ; hors de ce contre-calcul, la décision n'est pas établie.</w:t>
+      </w:r>
+    </w:p>
+    <w:p>
+      <w:r>
+        <w:rPr>
+          <w:rFonts w:ascii="Arial" w:hAnsi="Arial" w:cs="Arial" w:eastAsia="Arial"/>
+          <w:b/>
+          <w:i w:val="0"/>
+          <w:color w:val="000000"/>
+          <w:sz w:val="20"/>
+        </w:rPr>
+        <w:t>Variantes écartées</w:t>
+      </w:r>
+    </w:p>
+    <w:p>
+      <w:pPr>
+        <w:ind w:left="340"/>
+      </w:pPr>
+      <w:r>
+        <w:rPr>
+          <w:rFonts w:ascii="Arial" w:hAnsi="Arial" w:cs="Arial" w:eastAsia="Arial"/>
+          <w:b w:val="0"/>
+          <w:i w:val="0"/>
+          <w:color w:val="000000"/>
+          <w:sz w:val="20"/>
+        </w:rPr>
+        <w:t>– Chevêtre de 0,80 m comme référence — motif : « la référence reste à 0,90 m (E2) » (E19)</w:t>
+      </w:r>
+    </w:p>
+    <w:p>
+      <w:r>
+        <w:rPr>
+          <w:rFonts w:ascii="Arial" w:hAnsi="Arial" w:cs="Arial" w:eastAsia="Arial"/>
+          <w:b/>
+          <w:i w:val="0"/>
+          <w:color w:val="000000"/>
+          <w:sz w:val="20"/>
+        </w:rPr>
+        <w:t>Sources</w:t>
+      </w:r>
+    </w:p>
+    <w:p>
+      <w:pPr>
+        <w:ind w:left="340"/>
+      </w:pPr>
+      <w:r>
+        <w:rPr>
+          <w:rFonts w:ascii="Arial" w:hAnsi="Arial" w:cs="Arial" w:eastAsia="Arial"/>
+          <w:b w:val="0"/>
+          <w:i w:val="0"/>
+          <w:color w:val="000000"/>
+          <w:sz w:val="20"/>
+        </w:rPr>
+        <w:t>– arbitrage de MM — arbitrage_estacade_pieux_01_lot47bis (donnees/sources/arbitrage_estacade_pieux_01_lot47bis.md), E19 (2026-10-05)</w:t>
+      </w:r>
+    </w:p>
+    <w:p>
+      <w:r>
+        <w:rPr>
+          <w:rFonts w:ascii="Arial" w:hAnsi="Arial" w:cs="Arial" w:eastAsia="Arial"/>
+          <w:b/>
+          <w:i w:val="0"/>
+          <w:color w:val="000000"/>
+          <w:sz w:val="20"/>
+        </w:rPr>
+        <w:t xml:space="preserve">Décideur et date : </w:t>
+      </w:r>
+      <w:r>
+        <w:rPr>
+          <w:rFonts w:ascii="Arial" w:hAnsi="Arial" w:cs="Arial" w:eastAsia="Arial"/>
+          <w:b w:val="0"/>
+          <w:i w:val="0"/>
+          <w:color w:val="000000"/>
+          <w:sz w:val="20"/>
+        </w:rPr>
+        <w:t>MM, le 2026-10-05</w:t>
       </w:r>
     </w:p>
     <w:p>
@@ -31801,7 +32861,7 @@
           <w:color w:val="000000"/>
           <w:sz w:val="20"/>
         </w:rPr>
-        <w:t>Constats cités (13)</w:t>
+        <w:t>Constats cités (14)</w:t>
       </w:r>
     </w:p>
     <w:tbl>
@@ -33512,6 +34572,131 @@
                 <w:sz w:val="20"/>
               </w:rPr>
               <w:t>Un tube donné par A et I s'écrit SECTION='CERCLE' avec le tube uniforme équivalent (R, EP) ; l'aire et donc le poids sont exacts.</w:t>
+            </w:r>
+          </w:p>
+        </w:tc>
+        <w:tc>
+          <w:tcPr>
+            <w:tcW w:type="dxa" w:w="964"/>
+          </w:tcPr>
+          <w:p>
+            <w:pPr>
+              <w:spacing w:after="20"/>
+            </w:pPr>
+            <w:r>
+              <w:rPr>
+                <w:rFonts w:ascii="Arial" w:hAnsi="Arial" w:cs="Arial" w:eastAsia="Arial"/>
+                <w:b w:val="0"/>
+                <w:i w:val="0"/>
+                <w:color w:val="000000"/>
+                <w:sz w:val="20"/>
+              </w:rPr>
+              <w:t>17.4.0</w:t>
+            </w:r>
+          </w:p>
+        </w:tc>
+        <w:tc>
+          <w:tcPr>
+            <w:tcW w:type="dxa" w:w="843"/>
+          </w:tcPr>
+          <w:p>
+            <w:pPr>
+              <w:spacing w:after="20"/>
+            </w:pPr>
+            <w:r>
+              <w:rPr>
+                <w:rFonts w:ascii="Arial" w:hAnsi="Arial" w:cs="Arial" w:eastAsia="Arial"/>
+                <w:b w:val="0"/>
+                <w:i w:val="0"/>
+                <w:color w:val="000000"/>
+                <w:sz w:val="20"/>
+              </w:rPr>
+              <w:t>D</w:t>
+            </w:r>
+          </w:p>
+        </w:tc>
+        <w:tc>
+          <w:tcPr>
+            <w:tcW w:type="dxa" w:w="1084"/>
+          </w:tcPr>
+          <w:p>
+            <w:pPr>
+              <w:spacing w:after="20"/>
+            </w:pPr>
+            <w:r>
+              <w:rPr>
+                <w:rFonts w:ascii="Arial" w:hAnsi="Arial" w:cs="Arial" w:eastAsia="Arial"/>
+                <w:b w:val="0"/>
+                <w:i w:val="0"/>
+                <w:color w:val="000000"/>
+                <w:sz w:val="20"/>
+              </w:rPr>
+              <w:t>établi</w:t>
+            </w:r>
+          </w:p>
+        </w:tc>
+      </w:tr>
+      <w:tr>
+        <w:trPr>
+          <w:cantSplit/>
+        </w:trPr>
+        <w:tc>
+          <w:tcPr>
+            <w:tcW w:type="dxa" w:w="964"/>
+          </w:tcPr>
+          <w:p>
+            <w:pPr>
+              <w:spacing w:after="20"/>
+            </w:pPr>
+            <w:r>
+              <w:rPr>
+                <w:rFonts w:ascii="Arial" w:hAnsi="Arial" w:cs="Arial" w:eastAsia="Arial"/>
+                <w:b w:val="0"/>
+                <w:i w:val="0"/>
+                <w:color w:val="000000"/>
+                <w:sz w:val="20"/>
+              </w:rPr>
+              <w:t>CA-058</w:t>
+            </w:r>
+          </w:p>
+        </w:tc>
+        <w:tc>
+          <w:tcPr>
+            <w:tcW w:type="dxa" w:w="723"/>
+          </w:tcPr>
+          <w:p>
+            <w:pPr>
+              <w:spacing w:after="20"/>
+            </w:pPr>
+            <w:r>
+              <w:rPr>
+                <w:rFonts w:ascii="Arial" w:hAnsi="Arial" w:cs="Arial" w:eastAsia="Arial"/>
+                <w:b w:val="0"/>
+                <w:i w:val="0"/>
+                <w:color w:val="000000"/>
+                <w:sz w:val="20"/>
+              </w:rPr>
+              <w:t>K7</w:t>
+            </w:r>
+          </w:p>
+        </w:tc>
+        <w:tc>
+          <w:tcPr>
+            <w:tcW w:type="dxa" w:w="5060"/>
+          </w:tcPr>
+          <w:p>
+            <w:pPr>
+              <w:spacing w:after="20"/>
+            </w:pPr>
+            <w:r>
+              <w:rPr>
+                <w:rFonts w:ascii="Arial" w:hAnsi="Arial" w:cs="Arial" w:eastAsia="Arial"/>
+                <w:b w:val="0"/>
+                <w:i w:val="0"/>
+                <w:color w:val="000000"/>
+                <w:sz w:val="20"/>
+              </w:rPr>
+              <w:t>Dalle DKT et poutre POU_D_T coplanaires à nœuds partagés : près d'un appui ponctuel la dalle porte l'essentiel de l'effort tranchant ; l'effort de la section en T est le total barre + bande de dalle, jamais la barre seule.</w:t>
             </w:r>
           </w:p>
         </w:tc>

--- a/projets/estacade_pieux_01/livrables/notes/note_hypotheses.docx
+++ b/projets/estacade_pieux_01/livrables/notes/note_hypotheses.docx
@@ -281,7 +281,7 @@
                 <w:color w:val="000000"/>
                 <w:sz w:val="20"/>
               </w:rPr>
-              <w:t>2026-10-05</w:t>
+              <w:t>2026-10-06</w:t>
             </w:r>
           </w:p>
         </w:tc>
@@ -506,7 +506,7 @@
                 <w:color w:val="000000"/>
                 <w:sz w:val="20"/>
               </w:rPr>
-              <w:t>c2fc6f9ed3533fb678a59efc64ba1d86c23a908c</w:t>
+              <w:t>d5ea578209a481b5ad17488644dd0d306ac5e7d4</w:t>
             </w:r>
           </w:p>
         </w:tc>

--- a/projets/estacade_pieux_01/livrables/notes/note_hypotheses.docx
+++ b/projets/estacade_pieux_01/livrables/notes/note_hypotheses.docx
@@ -281,7 +281,7 @@
                 <w:color w:val="000000"/>
                 <w:sz w:val="20"/>
               </w:rPr>
-              <w:t>2026-10-06</w:t>
+              <w:t>2026-10-07</w:t>
             </w:r>
           </w:p>
         </w:tc>
@@ -416,7 +416,7 @@
                 <w:color w:val="000000"/>
                 <w:sz w:val="20"/>
               </w:rPr>
-              <w:t>cf7ffe07917f3fe510ea28faf0f76698af2a5c534c53c38e5c2bf78fe8c50bea</w:t>
+              <w:t>be94de57ae8187994d03830b2800236a506bedab7433ffdfd02063bd548e6bde</w:t>
             </w:r>
           </w:p>
         </w:tc>
@@ -506,7 +506,7 @@
                 <w:color w:val="000000"/>
                 <w:sz w:val="20"/>
               </w:rPr>
-              <w:t>d5ea578209a481b5ad17488644dd0d306ac5e7d4</w:t>
+              <w:t>27efdbc151453589a1c5224684ef757223b17c7f</w:t>
             </w:r>
           </w:p>
         </w:tc>
@@ -686,7 +686,7 @@
                 <w:color w:val="000000"/>
                 <w:sz w:val="20"/>
               </w:rPr>
-              <w:t>cf7ffe07917f3fe510ea28faf0f76698af2a5c534c53c38e5c2bf78fe8c50bea</w:t>
+              <w:t>be94de57ae8187994d03830b2800236a506bedab7433ffdfd02063bd548e6bde</w:t>
             </w:r>
           </w:p>
         </w:tc>
@@ -900,7 +900,7 @@
                 <w:color w:val="000000"/>
                 <w:sz w:val="20"/>
               </w:rPr>
-              <w:t>32</w:t>
+              <w:t>33</w:t>
             </w:r>
           </w:p>
         </w:tc>
@@ -945,7 +945,7 @@
                 <w:color w:val="000000"/>
                 <w:sz w:val="20"/>
               </w:rPr>
-              <w:t>19</w:t>
+              <w:t>20</w:t>
             </w:r>
           </w:p>
         </w:tc>
@@ -25498,6 +25498,234 @@
           <w:sz w:val="20"/>
         </w:rPr>
         <w:t>MM, le 2026-10-05</w:t>
+      </w:r>
+    </w:p>
+    <w:p>
+      <w:pPr>
+        <w:pStyle w:val="Heading2"/>
+      </w:pPr>
+      <w:r>
+        <w:rPr>
+          <w:rFonts w:ascii="Arial" w:hAnsi="Arial" w:cs="Arial" w:eastAsia="Arial"/>
+          <w:b/>
+          <w:i w:val="0"/>
+          <w:color w:val="000000"/>
+          <w:sz w:val="20"/>
+        </w:rPr>
+        <w:t>4.27 Point E20</w:t>
+      </w:r>
+    </w:p>
+    <w:p>
+      <w:r>
+        <w:rPr>
+          <w:rFonts w:ascii="Arial" w:hAnsi="Arial" w:cs="Arial" w:eastAsia="Arial"/>
+          <w:b/>
+          <w:i w:val="0"/>
+          <w:color w:val="000000"/>
+          <w:sz w:val="20"/>
+        </w:rPr>
+        <w:t>DKT ou DST pour une dalle couplée à des poutres qui partagent ses nœuds</w:t>
+      </w:r>
+    </w:p>
+    <w:p>
+      <w:r>
+        <w:rPr>
+          <w:rFonts w:ascii="Arial" w:hAnsi="Arial" w:cs="Arial" w:eastAsia="Arial"/>
+          <w:b/>
+          <w:i w:val="0"/>
+          <w:color w:val="000000"/>
+          <w:sz w:val="20"/>
+        </w:rPr>
+        <w:t xml:space="preserve">Statut : </w:t>
+      </w:r>
+      <w:r>
+        <w:rPr>
+          <w:rFonts w:ascii="Arial" w:hAnsi="Arial" w:cs="Arial" w:eastAsia="Arial"/>
+          <w:b w:val="0"/>
+          <w:i w:val="0"/>
+          <w:color w:val="000000"/>
+          <w:sz w:val="20"/>
+        </w:rPr>
+        <w:t>décision tranchée</w:t>
+      </w:r>
+    </w:p>
+    <w:p>
+      <w:r>
+        <w:rPr>
+          <w:rFonts w:ascii="Arial" w:hAnsi="Arial" w:cs="Arial" w:eastAsia="Arial"/>
+          <w:b/>
+          <w:i w:val="0"/>
+          <w:color w:val="000000"/>
+          <w:sz w:val="20"/>
+        </w:rPr>
+        <w:t xml:space="preserve">Option retenue : </w:t>
+      </w:r>
+      <w:r>
+        <w:rPr>
+          <w:rFonts w:ascii="Arial" w:hAnsi="Arial" w:cs="Arial" w:eastAsia="Arial"/>
+          <w:b w:val="0"/>
+          <w:i w:val="0"/>
+          <w:color w:val="000000"/>
+          <w:sz w:val="20"/>
+        </w:rPr>
+        <w:t>**DST** pour une dalle dont les nœuds sont partagés par des poutres POU_D_T (chevêtres, nervures) ; **DKT** reste admis pour une dalle sans poutre couplée ; domaine de validité : dalle mince à moyennement épaisse (h/L ≤ 1/10), poutres au plan moyen ; justification : CA-058 et le plan factoriel du lot 47 ter.</w:t>
+      </w:r>
+    </w:p>
+    <w:p>
+      <w:r>
+        <w:rPr>
+          <w:rFonts w:ascii="Arial" w:hAnsi="Arial" w:cs="Arial" w:eastAsia="Arial"/>
+          <w:b/>
+          <w:i w:val="0"/>
+          <w:color w:val="000000"/>
+          <w:sz w:val="20"/>
+        </w:rPr>
+        <w:t xml:space="preserve">Justification : </w:t>
+      </w:r>
+      <w:r>
+        <w:rPr>
+          <w:rFonts w:ascii="Arial" w:hAnsi="Arial" w:cs="Arial" w:eastAsia="Arial"/>
+          <w:b w:val="0"/>
+          <w:i w:val="0"/>
+          <w:color w:val="000000"/>
+          <w:sz w:val="20"/>
+        </w:rPr>
+        <w:t>Décision E20 de MM, recopiée à l'identique (sources/arbitrage_estacade_pieux_01_lot47quater.md).</w:t>
+      </w:r>
+    </w:p>
+    <w:p>
+      <w:r>
+        <w:rPr>
+          <w:rFonts w:ascii="Arial" w:hAnsi="Arial" w:cs="Arial" w:eastAsia="Arial"/>
+          <w:b/>
+          <w:i w:val="0"/>
+          <w:color w:val="000000"/>
+          <w:sz w:val="20"/>
+        </w:rPr>
+        <w:t xml:space="preserve">Domaine de validité : </w:t>
+      </w:r>
+      <w:r>
+        <w:rPr>
+          <w:rFonts w:ascii="Arial" w:hAnsi="Arial" w:cs="Arial" w:eastAsia="Arial"/>
+          <w:b w:val="0"/>
+          <w:i w:val="0"/>
+          <w:color w:val="000000"/>
+          <w:sz w:val="20"/>
+        </w:rPr>
+        <w:t>Dalle mince à moyennement épaisse (h/L ≤ 1/10), poutres au plan moyen (E20, texte de MM) ; établie sur le plan factoriel du lot 47 ter (dalle de 0,40 m, chevêtres de 1,20 × 0,90 et 0,80 m, maillage de 0,05 m) et CA-058.</w:t>
+      </w:r>
+    </w:p>
+    <w:p>
+      <w:r>
+        <w:rPr>
+          <w:rFonts w:ascii="Arial" w:hAnsi="Arial" w:cs="Arial" w:eastAsia="Arial"/>
+          <w:b/>
+          <w:i w:val="0"/>
+          <w:color w:val="000000"/>
+          <w:sz w:val="20"/>
+        </w:rPr>
+        <w:t>Variantes écartées</w:t>
+      </w:r>
+    </w:p>
+    <w:p>
+      <w:pPr>
+        <w:ind w:left="340"/>
+      </w:pPr>
+      <w:r>
+        <w:rPr>
+          <w:rFonts w:ascii="Arial" w:hAnsi="Arial" w:cs="Arial" w:eastAsia="Arial"/>
+          <w:b w:val="0"/>
+          <w:i w:val="0"/>
+          <w:color w:val="000000"/>
+          <w:sz w:val="20"/>
+        </w:rPr>
+        <w:t>– DKT pour toute dalle, la barre seule lue — motif : sous-estime l'effort tranchant du chevêtre près des appuis (plan factoriel du lot 47 ter)</w:t>
+      </w:r>
+    </w:p>
+    <w:p>
+      <w:pPr>
+        <w:ind w:left="340"/>
+      </w:pPr>
+      <w:r>
+        <w:rPr>
+          <w:rFonts w:ascii="Arial" w:hAnsi="Arial" w:cs="Arial" w:eastAsia="Arial"/>
+          <w:b w:val="0"/>
+          <w:i w:val="0"/>
+          <w:color w:val="000000"/>
+          <w:sz w:val="20"/>
+        </w:rPr>
+        <w:t>– DST sans condition — motif : « DKT reste admis pour une dalle sans poutre couplée » (E20)</w:t>
+      </w:r>
+    </w:p>
+    <w:p>
+      <w:r>
+        <w:rPr>
+          <w:rFonts w:ascii="Arial" w:hAnsi="Arial" w:cs="Arial" w:eastAsia="Arial"/>
+          <w:b/>
+          <w:i w:val="0"/>
+          <w:color w:val="000000"/>
+          <w:sz w:val="20"/>
+        </w:rPr>
+        <w:t>Sources</w:t>
+      </w:r>
+    </w:p>
+    <w:p>
+      <w:pPr>
+        <w:ind w:left="340"/>
+      </w:pPr>
+      <w:r>
+        <w:rPr>
+          <w:rFonts w:ascii="Arial" w:hAnsi="Arial" w:cs="Arial" w:eastAsia="Arial"/>
+          <w:b w:val="0"/>
+          <w:i w:val="0"/>
+          <w:color w:val="000000"/>
+          <w:sz w:val="20"/>
+        </w:rPr>
+        <w:t>– arbitrage de MM — arbitrage_estacade_pieux_01_lot47quater (donnees/sources/arbitrage_estacade_pieux_01_lot47quater.md), E20 (2026-10-06)</w:t>
+      </w:r>
+    </w:p>
+    <w:p>
+      <w:r>
+        <w:rPr>
+          <w:rFonts w:ascii="Arial" w:hAnsi="Arial" w:cs="Arial" w:eastAsia="Arial"/>
+          <w:b/>
+          <w:i w:val="0"/>
+          <w:color w:val="000000"/>
+          <w:sz w:val="20"/>
+        </w:rPr>
+        <w:t xml:space="preserve">Décideur et date : </w:t>
+      </w:r>
+      <w:r>
+        <w:rPr>
+          <w:rFonts w:ascii="Arial" w:hAnsi="Arial" w:cs="Arial" w:eastAsia="Arial"/>
+          <w:b w:val="0"/>
+          <w:i w:val="0"/>
+          <w:color w:val="000000"/>
+          <w:sz w:val="20"/>
+        </w:rPr>
+        <w:t>MM, le 2026-10-06</w:t>
+      </w:r>
+    </w:p>
+    <w:p>
+      <w:r>
+        <w:rPr>
+          <w:rFonts w:ascii="Arial" w:hAnsi="Arial" w:cs="Arial" w:eastAsia="Arial"/>
+          <w:b/>
+          <w:i w:val="0"/>
+          <w:color w:val="000000"/>
+          <w:sz w:val="20"/>
+        </w:rPr>
+        <w:t xml:space="preserve">Notes : </w:t>
+      </w:r>
+      <w:r>
+        <w:rPr>
+          <w:rFonts w:ascii="Arial" w:hAnsi="Arial" w:cs="Arial" w:eastAsia="Arial"/>
+          <w:b w:val="0"/>
+          <w:i w:val="0"/>
+          <w:color w:val="000000"/>
+          <w:sz w:val="20"/>
+        </w:rPr>
+        <w:t>Fonde le précédent PRE-039 (lot 47 quater). Ne modifie pas la référence de l'estacade : E13 garde la dalle DKT, la consigne du lot 47 quater interdisant tout changement de la référence (E1 à E19).</w:t>
       </w:r>
     </w:p>
     <w:p>

--- a/projets/estacade_pieux_01/livrables/notes/note_hypotheses.docx
+++ b/projets/estacade_pieux_01/livrables/notes/note_hypotheses.docx
@@ -281,7 +281,7 @@
                 <w:color w:val="000000"/>
                 <w:sz w:val="20"/>
               </w:rPr>
-              <w:t>2026-10-07</w:t>
+              <w:t>2026-10-08</w:t>
             </w:r>
           </w:p>
         </w:tc>
@@ -416,7 +416,7 @@
                 <w:color w:val="000000"/>
                 <w:sz w:val="20"/>
               </w:rPr>
-              <w:t>be94de57ae8187994d03830b2800236a506bedab7433ffdfd02063bd548e6bde</w:t>
+              <w:t>5fa8626b373f14045c5904e590558275a49d5bdbd85477d69f31f46ba9ee62b5</w:t>
             </w:r>
           </w:p>
         </w:tc>
@@ -506,7 +506,7 @@
                 <w:color w:val="000000"/>
                 <w:sz w:val="20"/>
               </w:rPr>
-              <w:t>27efdbc151453589a1c5224684ef757223b17c7f</w:t>
+              <w:t>59bc038395cb60c917f2b1bae56f4e22db2dd772</w:t>
             </w:r>
           </w:p>
         </w:tc>
@@ -686,7 +686,7 @@
                 <w:color w:val="000000"/>
                 <w:sz w:val="20"/>
               </w:rPr>
-              <w:t>be94de57ae8187994d03830b2800236a506bedab7433ffdfd02063bd548e6bde</w:t>
+              <w:t>5fa8626b373f14045c5904e590558275a49d5bdbd85477d69f31f46ba9ee62b5</w:t>
             </w:r>
           </w:p>
         </w:tc>
@@ -1216,6 +1216,2082 @@
                 <w:sz w:val="20"/>
               </w:rPr>
               <w:t>88</w:t>
+            </w:r>
+          </w:p>
+        </w:tc>
+      </w:tr>
+    </w:tbl>
+    <w:p>
+      <w:pPr>
+        <w:spacing w:after="40"/>
+      </w:pPr>
+    </w:p>
+    <w:p>
+      <w:r>
+        <w:rPr>
+          <w:rFonts w:ascii="Arial" w:hAnsi="Arial" w:cs="Arial" w:eastAsia="Arial"/>
+          <w:b/>
+          <w:i w:val="0"/>
+          <w:color w:val="000000"/>
+          <w:sz w:val="20"/>
+        </w:rPr>
+        <w:t>Commandes Code_Aster prévues</w:t>
+      </w:r>
+    </w:p>
+    <w:tbl>
+      <w:tblPr>
+        <w:tblStyle w:val="TableGrid"/>
+        <w:tblW w:type="auto" w:w="0"/>
+        <w:jc w:val="center"/>
+        <w:tblLayout w:type="fixed"/>
+        <w:tblLook w:firstColumn="1" w:firstRow="1" w:lastColumn="0" w:lastRow="0" w:noHBand="0" w:noVBand="1" w:val="04A0"/>
+      </w:tblPr>
+      <w:tblGrid>
+        <w:gridCol w:w="2268"/>
+        <w:gridCol w:w="850"/>
+        <w:gridCol w:w="3402"/>
+        <w:gridCol w:w="3118"/>
+      </w:tblGrid>
+      <w:tr>
+        <w:trPr>
+          <w:tblHeader w:val="true"/>
+        </w:trPr>
+        <w:tc>
+          <w:tcPr>
+            <w:tcW w:type="dxa" w:w="2268"/>
+            <w:shd w:val="clear" w:color="auto" w:fill="D9D9D9"/>
+          </w:tcPr>
+          <w:p>
+            <w:pPr>
+              <w:spacing w:after="20"/>
+            </w:pPr>
+            <w:r>
+              <w:rPr>
+                <w:rFonts w:ascii="Arial" w:hAnsi="Arial" w:cs="Arial" w:eastAsia="Arial"/>
+                <w:b/>
+                <w:i w:val="0"/>
+                <w:color w:val="000000"/>
+                <w:sz w:val="20"/>
+              </w:rPr>
+              <w:t>Commande prévue</w:t>
+            </w:r>
+          </w:p>
+        </w:tc>
+        <w:tc>
+          <w:tcPr>
+            <w:tcW w:type="dxa" w:w="850"/>
+            <w:shd w:val="clear" w:color="auto" w:fill="D9D9D9"/>
+          </w:tcPr>
+          <w:p>
+            <w:pPr>
+              <w:spacing w:after="20"/>
+            </w:pPr>
+            <w:r>
+              <w:rPr>
+                <w:rFonts w:ascii="Arial" w:hAnsi="Arial" w:cs="Arial" w:eastAsia="Arial"/>
+                <w:b/>
+                <w:i w:val="0"/>
+                <w:color w:val="000000"/>
+                <w:sz w:val="20"/>
+              </w:rPr>
+              <w:t>Point</w:t>
+            </w:r>
+          </w:p>
+        </w:tc>
+        <w:tc>
+          <w:tcPr>
+            <w:tcW w:type="dxa" w:w="3402"/>
+            <w:shd w:val="clear" w:color="auto" w:fill="D9D9D9"/>
+          </w:tcPr>
+          <w:p>
+            <w:pPr>
+              <w:spacing w:after="20"/>
+            </w:pPr>
+            <w:r>
+              <w:rPr>
+                <w:rFonts w:ascii="Arial" w:hAnsi="Arial" w:cs="Arial" w:eastAsia="Arial"/>
+                <w:b/>
+                <w:i w:val="0"/>
+                <w:color w:val="000000"/>
+                <w:sz w:val="20"/>
+              </w:rPr>
+              <w:t>Options</w:t>
+            </w:r>
+          </w:p>
+        </w:tc>
+        <w:tc>
+          <w:tcPr>
+            <w:tcW w:type="dxa" w:w="3118"/>
+            <w:shd w:val="clear" w:color="auto" w:fill="D9D9D9"/>
+          </w:tcPr>
+          <w:p>
+            <w:pPr>
+              <w:spacing w:after="20"/>
+            </w:pPr>
+            <w:r>
+              <w:rPr>
+                <w:rFonts w:ascii="Arial" w:hAnsi="Arial" w:cs="Arial" w:eastAsia="Arial"/>
+                <w:b/>
+                <w:i w:val="0"/>
+                <w:color w:val="000000"/>
+                <w:sz w:val="20"/>
+              </w:rPr>
+              <w:t>Couverture</w:t>
+            </w:r>
+          </w:p>
+        </w:tc>
+      </w:tr>
+      <w:tr>
+        <w:trPr>
+          <w:cantSplit/>
+        </w:trPr>
+        <w:tc>
+          <w:tcPr>
+            <w:tcW w:type="dxa" w:w="2268"/>
+          </w:tcPr>
+          <w:p>
+            <w:pPr>
+              <w:spacing w:after="20"/>
+            </w:pPr>
+            <w:r>
+              <w:rPr>
+                <w:rFonts w:ascii="Arial" w:hAnsi="Arial" w:cs="Arial" w:eastAsia="Arial"/>
+                <w:b w:val="0"/>
+                <w:i w:val="0"/>
+                <w:color w:val="000000"/>
+                <w:sz w:val="20"/>
+              </w:rPr>
+              <w:t>AFFE_CARA_ELEM</w:t>
+            </w:r>
+          </w:p>
+        </w:tc>
+        <w:tc>
+          <w:tcPr>
+            <w:tcW w:type="dxa" w:w="850"/>
+          </w:tcPr>
+          <w:p>
+            <w:pPr>
+              <w:spacing w:after="20"/>
+            </w:pPr>
+            <w:r>
+              <w:rPr>
+                <w:rFonts w:ascii="Arial" w:hAnsi="Arial" w:cs="Arial" w:eastAsia="Arial"/>
+                <w:b w:val="0"/>
+                <w:i w:val="0"/>
+                <w:color w:val="000000"/>
+                <w:sz w:val="20"/>
+              </w:rPr>
+              <w:t>K1</w:t>
+            </w:r>
+          </w:p>
+        </w:tc>
+        <w:tc>
+          <w:tcPr>
+            <w:tcW w:type="dxa" w:w="3402"/>
+          </w:tcPr>
+          <w:p>
+            <w:pPr>
+              <w:spacing w:after="20"/>
+            </w:pPr>
+            <w:r>
+              <w:rPr>
+                <w:rFonts w:ascii="Arial" w:hAnsi="Arial" w:cs="Arial" w:eastAsia="Arial"/>
+                <w:b w:val="0"/>
+                <w:i w:val="0"/>
+                <w:color w:val="000000"/>
+                <w:sz w:val="20"/>
+              </w:rPr>
+              <w:t>SECTION = RECTANGLE; CARA = VECT_Y</w:t>
+            </w:r>
+          </w:p>
+        </w:tc>
+        <w:tc>
+          <w:tcPr>
+            <w:tcW w:type="dxa" w:w="3118"/>
+          </w:tcPr>
+          <w:p>
+            <w:pPr>
+              <w:spacing w:after="20"/>
+            </w:pPr>
+            <w:r>
+              <w:rPr>
+                <w:rFonts w:ascii="Arial" w:hAnsi="Arial" w:cs="Arial" w:eastAsia="Arial"/>
+                <w:b w:val="0"/>
+                <w:i w:val="0"/>
+                <w:color w:val="000000"/>
+                <w:sz w:val="20"/>
+              </w:rPr>
+              <w:t>—</w:t>
+            </w:r>
+          </w:p>
+        </w:tc>
+      </w:tr>
+      <w:tr>
+        <w:trPr>
+          <w:cantSplit/>
+        </w:trPr>
+        <w:tc>
+          <w:tcPr>
+            <w:tcW w:type="dxa" w:w="2268"/>
+          </w:tcPr>
+          <w:p>
+            <w:pPr>
+              <w:spacing w:after="20"/>
+            </w:pPr>
+            <w:r>
+              <w:rPr>
+                <w:rFonts w:ascii="Arial" w:hAnsi="Arial" w:cs="Arial" w:eastAsia="Arial"/>
+                <w:b w:val="0"/>
+                <w:i w:val="0"/>
+                <w:color w:val="000000"/>
+                <w:sz w:val="20"/>
+              </w:rPr>
+              <w:t>AFFE_CHAR_MECA</w:t>
+            </w:r>
+          </w:p>
+        </w:tc>
+        <w:tc>
+          <w:tcPr>
+            <w:tcW w:type="dxa" w:w="850"/>
+          </w:tcPr>
+          <w:p>
+            <w:pPr>
+              <w:spacing w:after="20"/>
+            </w:pPr>
+            <w:r>
+              <w:rPr>
+                <w:rFonts w:ascii="Arial" w:hAnsi="Arial" w:cs="Arial" w:eastAsia="Arial"/>
+                <w:b w:val="0"/>
+                <w:i w:val="0"/>
+                <w:color w:val="000000"/>
+                <w:sz w:val="20"/>
+              </w:rPr>
+              <w:t>K2</w:t>
+            </w:r>
+          </w:p>
+        </w:tc>
+        <w:tc>
+          <w:tcPr>
+            <w:tcW w:type="dxa" w:w="3402"/>
+          </w:tcPr>
+          <w:p>
+            <w:pPr>
+              <w:spacing w:after="20"/>
+            </w:pPr>
+            <w:r>
+              <w:rPr>
+                <w:rFonts w:ascii="Arial" w:hAnsi="Arial" w:cs="Arial" w:eastAsia="Arial"/>
+                <w:b w:val="0"/>
+                <w:i w:val="0"/>
+                <w:color w:val="000000"/>
+                <w:sz w:val="20"/>
+              </w:rPr>
+              <w:t>—</w:t>
+            </w:r>
+          </w:p>
+        </w:tc>
+        <w:tc>
+          <w:tcPr>
+            <w:tcW w:type="dxa" w:w="3118"/>
+          </w:tcPr>
+          <w:p>
+            <w:pPr>
+              <w:spacing w:after="20"/>
+            </w:pPr>
+            <w:r>
+              <w:rPr>
+                <w:rFonts w:ascii="Arial" w:hAnsi="Arial" w:cs="Arial" w:eastAsia="Arial"/>
+                <w:b w:val="0"/>
+                <w:i w:val="0"/>
+                <w:color w:val="000000"/>
+                <w:sz w:val="20"/>
+              </w:rPr>
+              <w:t>—</w:t>
+            </w:r>
+          </w:p>
+        </w:tc>
+      </w:tr>
+      <w:tr>
+        <w:trPr>
+          <w:cantSplit/>
+        </w:trPr>
+        <w:tc>
+          <w:tcPr>
+            <w:tcW w:type="dxa" w:w="2268"/>
+          </w:tcPr>
+          <w:p>
+            <w:pPr>
+              <w:spacing w:after="20"/>
+            </w:pPr>
+            <w:r>
+              <w:rPr>
+                <w:rFonts w:ascii="Arial" w:hAnsi="Arial" w:cs="Arial" w:eastAsia="Arial"/>
+                <w:b w:val="0"/>
+                <w:i w:val="0"/>
+                <w:color w:val="000000"/>
+                <w:sz w:val="20"/>
+              </w:rPr>
+              <w:t>AFFE_MATERIAU</w:t>
+            </w:r>
+          </w:p>
+        </w:tc>
+        <w:tc>
+          <w:tcPr>
+            <w:tcW w:type="dxa" w:w="850"/>
+          </w:tcPr>
+          <w:p>
+            <w:pPr>
+              <w:spacing w:after="20"/>
+            </w:pPr>
+            <w:r>
+              <w:rPr>
+                <w:rFonts w:ascii="Arial" w:hAnsi="Arial" w:cs="Arial" w:eastAsia="Arial"/>
+                <w:b w:val="0"/>
+                <w:i w:val="0"/>
+                <w:color w:val="000000"/>
+                <w:sz w:val="20"/>
+              </w:rPr>
+              <w:t>K3</w:t>
+            </w:r>
+          </w:p>
+        </w:tc>
+        <w:tc>
+          <w:tcPr>
+            <w:tcW w:type="dxa" w:w="3402"/>
+          </w:tcPr>
+          <w:p>
+            <w:pPr>
+              <w:spacing w:after="20"/>
+            </w:pPr>
+            <w:r>
+              <w:rPr>
+                <w:rFonts w:ascii="Arial" w:hAnsi="Arial" w:cs="Arial" w:eastAsia="Arial"/>
+                <w:b w:val="0"/>
+                <w:i w:val="0"/>
+                <w:color w:val="000000"/>
+                <w:sz w:val="20"/>
+              </w:rPr>
+              <w:t>—</w:t>
+            </w:r>
+          </w:p>
+        </w:tc>
+        <w:tc>
+          <w:tcPr>
+            <w:tcW w:type="dxa" w:w="3118"/>
+          </w:tcPr>
+          <w:p>
+            <w:pPr>
+              <w:spacing w:after="20"/>
+            </w:pPr>
+            <w:r>
+              <w:rPr>
+                <w:rFonts w:ascii="Arial" w:hAnsi="Arial" w:cs="Arial" w:eastAsia="Arial"/>
+                <w:b w:val="0"/>
+                <w:i w:val="0"/>
+                <w:color w:val="000000"/>
+                <w:sz w:val="20"/>
+              </w:rPr>
+              <w:t>—</w:t>
+            </w:r>
+          </w:p>
+        </w:tc>
+      </w:tr>
+      <w:tr>
+        <w:trPr>
+          <w:cantSplit/>
+        </w:trPr>
+        <w:tc>
+          <w:tcPr>
+            <w:tcW w:type="dxa" w:w="2268"/>
+          </w:tcPr>
+          <w:p>
+            <w:pPr>
+              <w:spacing w:after="20"/>
+            </w:pPr>
+            <w:r>
+              <w:rPr>
+                <w:rFonts w:ascii="Arial" w:hAnsi="Arial" w:cs="Arial" w:eastAsia="Arial"/>
+                <w:b w:val="0"/>
+                <w:i w:val="0"/>
+                <w:color w:val="000000"/>
+                <w:sz w:val="20"/>
+              </w:rPr>
+              <w:t>AFFE_MATERIAU</w:t>
+            </w:r>
+          </w:p>
+        </w:tc>
+        <w:tc>
+          <w:tcPr>
+            <w:tcW w:type="dxa" w:w="850"/>
+          </w:tcPr>
+          <w:p>
+            <w:pPr>
+              <w:spacing w:after="20"/>
+            </w:pPr>
+            <w:r>
+              <w:rPr>
+                <w:rFonts w:ascii="Arial" w:hAnsi="Arial" w:cs="Arial" w:eastAsia="Arial"/>
+                <w:b w:val="0"/>
+                <w:i w:val="0"/>
+                <w:color w:val="000000"/>
+                <w:sz w:val="20"/>
+              </w:rPr>
+              <w:t>K3</w:t>
+            </w:r>
+          </w:p>
+        </w:tc>
+        <w:tc>
+          <w:tcPr>
+            <w:tcW w:type="dxa" w:w="3402"/>
+          </w:tcPr>
+          <w:p>
+            <w:pPr>
+              <w:spacing w:after="20"/>
+            </w:pPr>
+            <w:r>
+              <w:rPr>
+                <w:rFonts w:ascii="Arial" w:hAnsi="Arial" w:cs="Arial" w:eastAsia="Arial"/>
+                <w:b w:val="0"/>
+                <w:i w:val="0"/>
+                <w:color w:val="000000"/>
+                <w:sz w:val="20"/>
+              </w:rPr>
+              <w:t>NOM_VARC = TEMP</w:t>
+            </w:r>
+          </w:p>
+        </w:tc>
+        <w:tc>
+          <w:tcPr>
+            <w:tcW w:type="dxa" w:w="3118"/>
+          </w:tcPr>
+          <w:p>
+            <w:pPr>
+              <w:spacing w:after="20"/>
+            </w:pPr>
+            <w:r>
+              <w:rPr>
+                <w:rFonts w:ascii="Arial" w:hAnsi="Arial" w:cs="Arial" w:eastAsia="Arial"/>
+                <w:b w:val="0"/>
+                <w:i w:val="0"/>
+                <w:color w:val="000000"/>
+                <w:sz w:val="20"/>
+              </w:rPr>
+              <w:t>—</w:t>
+            </w:r>
+          </w:p>
+        </w:tc>
+      </w:tr>
+      <w:tr>
+        <w:trPr>
+          <w:cantSplit/>
+        </w:trPr>
+        <w:tc>
+          <w:tcPr>
+            <w:tcW w:type="dxa" w:w="2268"/>
+          </w:tcPr>
+          <w:p>
+            <w:pPr>
+              <w:spacing w:after="20"/>
+            </w:pPr>
+            <w:r>
+              <w:rPr>
+                <w:rFonts w:ascii="Arial" w:hAnsi="Arial" w:cs="Arial" w:eastAsia="Arial"/>
+                <w:b w:val="0"/>
+                <w:i w:val="0"/>
+                <w:color w:val="000000"/>
+                <w:sz w:val="20"/>
+              </w:rPr>
+              <w:t>AFFE_MODELE</w:t>
+            </w:r>
+          </w:p>
+        </w:tc>
+        <w:tc>
+          <w:tcPr>
+            <w:tcW w:type="dxa" w:w="850"/>
+          </w:tcPr>
+          <w:p>
+            <w:pPr>
+              <w:spacing w:after="20"/>
+            </w:pPr>
+            <w:r>
+              <w:rPr>
+                <w:rFonts w:ascii="Arial" w:hAnsi="Arial" w:cs="Arial" w:eastAsia="Arial"/>
+                <w:b w:val="0"/>
+                <w:i w:val="0"/>
+                <w:color w:val="000000"/>
+                <w:sz w:val="20"/>
+              </w:rPr>
+              <w:t>K1</w:t>
+            </w:r>
+          </w:p>
+        </w:tc>
+        <w:tc>
+          <w:tcPr>
+            <w:tcW w:type="dxa" w:w="3402"/>
+          </w:tcPr>
+          <w:p>
+            <w:pPr>
+              <w:spacing w:after="20"/>
+            </w:pPr>
+            <w:r>
+              <w:rPr>
+                <w:rFonts w:ascii="Arial" w:hAnsi="Arial" w:cs="Arial" w:eastAsia="Arial"/>
+                <w:b w:val="0"/>
+                <w:i w:val="0"/>
+                <w:color w:val="000000"/>
+                <w:sz w:val="20"/>
+              </w:rPr>
+              <w:t>PHENOMENE = MECANIQUE</w:t>
+            </w:r>
+          </w:p>
+        </w:tc>
+        <w:tc>
+          <w:tcPr>
+            <w:tcW w:type="dxa" w:w="3118"/>
+          </w:tcPr>
+          <w:p>
+            <w:pPr>
+              <w:spacing w:after="20"/>
+            </w:pPr>
+            <w:r>
+              <w:rPr>
+                <w:rFonts w:ascii="Arial" w:hAnsi="Arial" w:cs="Arial" w:eastAsia="Arial"/>
+                <w:b w:val="0"/>
+                <w:i w:val="0"/>
+                <w:color w:val="000000"/>
+                <w:sz w:val="20"/>
+              </w:rPr>
+              <w:t>—</w:t>
+            </w:r>
+          </w:p>
+        </w:tc>
+      </w:tr>
+      <w:tr>
+        <w:trPr>
+          <w:cantSplit/>
+        </w:trPr>
+        <w:tc>
+          <w:tcPr>
+            <w:tcW w:type="dxa" w:w="2268"/>
+          </w:tcPr>
+          <w:p>
+            <w:pPr>
+              <w:spacing w:after="20"/>
+            </w:pPr>
+            <w:r>
+              <w:rPr>
+                <w:rFonts w:ascii="Arial" w:hAnsi="Arial" w:cs="Arial" w:eastAsia="Arial"/>
+                <w:b w:val="0"/>
+                <w:i w:val="0"/>
+                <w:color w:val="000000"/>
+                <w:sz w:val="20"/>
+              </w:rPr>
+              <w:t>CALC_CHAMP</w:t>
+            </w:r>
+          </w:p>
+        </w:tc>
+        <w:tc>
+          <w:tcPr>
+            <w:tcW w:type="dxa" w:w="850"/>
+          </w:tcPr>
+          <w:p>
+            <w:pPr>
+              <w:spacing w:after="20"/>
+            </w:pPr>
+            <w:r>
+              <w:rPr>
+                <w:rFonts w:ascii="Arial" w:hAnsi="Arial" w:cs="Arial" w:eastAsia="Arial"/>
+                <w:b w:val="0"/>
+                <w:i w:val="0"/>
+                <w:color w:val="000000"/>
+                <w:sz w:val="20"/>
+              </w:rPr>
+              <w:t>K1</w:t>
+            </w:r>
+          </w:p>
+        </w:tc>
+        <w:tc>
+          <w:tcPr>
+            <w:tcW w:type="dxa" w:w="3402"/>
+          </w:tcPr>
+          <w:p>
+            <w:pPr>
+              <w:spacing w:after="20"/>
+            </w:pPr>
+            <w:r>
+              <w:rPr>
+                <w:rFonts w:ascii="Arial" w:hAnsi="Arial" w:cs="Arial" w:eastAsia="Arial"/>
+                <w:b w:val="0"/>
+                <w:i w:val="0"/>
+                <w:color w:val="000000"/>
+                <w:sz w:val="20"/>
+              </w:rPr>
+              <w:t>—</w:t>
+            </w:r>
+          </w:p>
+        </w:tc>
+        <w:tc>
+          <w:tcPr>
+            <w:tcW w:type="dxa" w:w="3118"/>
+          </w:tcPr>
+          <w:p>
+            <w:pPr>
+              <w:spacing w:after="20"/>
+            </w:pPr>
+            <w:r>
+              <w:rPr>
+                <w:rFonts w:ascii="Arial" w:hAnsi="Arial" w:cs="Arial" w:eastAsia="Arial"/>
+                <w:b w:val="0"/>
+                <w:i w:val="0"/>
+                <w:color w:val="000000"/>
+                <w:sz w:val="20"/>
+              </w:rPr>
+              <w:t>—</w:t>
+            </w:r>
+          </w:p>
+        </w:tc>
+      </w:tr>
+      <w:tr>
+        <w:trPr>
+          <w:cantSplit/>
+        </w:trPr>
+        <w:tc>
+          <w:tcPr>
+            <w:tcW w:type="dxa" w:w="2268"/>
+          </w:tcPr>
+          <w:p>
+            <w:pPr>
+              <w:spacing w:after="20"/>
+            </w:pPr>
+            <w:r>
+              <w:rPr>
+                <w:rFonts w:ascii="Arial" w:hAnsi="Arial" w:cs="Arial" w:eastAsia="Arial"/>
+                <w:b w:val="0"/>
+                <w:i w:val="0"/>
+                <w:color w:val="000000"/>
+                <w:sz w:val="20"/>
+              </w:rPr>
+              <w:t>CREA_CHAMP</w:t>
+            </w:r>
+          </w:p>
+        </w:tc>
+        <w:tc>
+          <w:tcPr>
+            <w:tcW w:type="dxa" w:w="850"/>
+          </w:tcPr>
+          <w:p>
+            <w:pPr>
+              <w:spacing w:after="20"/>
+            </w:pPr>
+            <w:r>
+              <w:rPr>
+                <w:rFonts w:ascii="Arial" w:hAnsi="Arial" w:cs="Arial" w:eastAsia="Arial"/>
+                <w:b w:val="0"/>
+                <w:i w:val="0"/>
+                <w:color w:val="000000"/>
+                <w:sz w:val="20"/>
+              </w:rPr>
+              <w:t>E1</w:t>
+            </w:r>
+          </w:p>
+        </w:tc>
+        <w:tc>
+          <w:tcPr>
+            <w:tcW w:type="dxa" w:w="3402"/>
+          </w:tcPr>
+          <w:p>
+            <w:pPr>
+              <w:spacing w:after="20"/>
+            </w:pPr>
+            <w:r>
+              <w:rPr>
+                <w:rFonts w:ascii="Arial" w:hAnsi="Arial" w:cs="Arial" w:eastAsia="Arial"/>
+                <w:b w:val="0"/>
+                <w:i w:val="0"/>
+                <w:color w:val="000000"/>
+                <w:sz w:val="20"/>
+              </w:rPr>
+              <w:t>OPERATION = AFFE</w:t>
+            </w:r>
+          </w:p>
+        </w:tc>
+        <w:tc>
+          <w:tcPr>
+            <w:tcW w:type="dxa" w:w="3118"/>
+          </w:tcPr>
+          <w:p>
+            <w:pPr>
+              <w:spacing w:after="20"/>
+            </w:pPr>
+            <w:r>
+              <w:rPr>
+                <w:rFonts w:ascii="Arial" w:hAnsi="Arial" w:cs="Arial" w:eastAsia="Arial"/>
+                <w:b w:val="0"/>
+                <w:i w:val="0"/>
+                <w:color w:val="000000"/>
+                <w:sz w:val="20"/>
+              </w:rPr>
+              <w:t>—</w:t>
+            </w:r>
+          </w:p>
+        </w:tc>
+      </w:tr>
+      <w:tr>
+        <w:trPr>
+          <w:cantSplit/>
+        </w:trPr>
+        <w:tc>
+          <w:tcPr>
+            <w:tcW w:type="dxa" w:w="2268"/>
+          </w:tcPr>
+          <w:p>
+            <w:pPr>
+              <w:spacing w:after="20"/>
+            </w:pPr>
+            <w:r>
+              <w:rPr>
+                <w:rFonts w:ascii="Arial" w:hAnsi="Arial" w:cs="Arial" w:eastAsia="Arial"/>
+                <w:b w:val="0"/>
+                <w:i w:val="0"/>
+                <w:color w:val="000000"/>
+                <w:sz w:val="20"/>
+              </w:rPr>
+              <w:t>CREA_MAILLAGE</w:t>
+            </w:r>
+          </w:p>
+        </w:tc>
+        <w:tc>
+          <w:tcPr>
+            <w:tcW w:type="dxa" w:w="850"/>
+          </w:tcPr>
+          <w:p>
+            <w:pPr>
+              <w:spacing w:after="20"/>
+            </w:pPr>
+            <w:r>
+              <w:rPr>
+                <w:rFonts w:ascii="Arial" w:hAnsi="Arial" w:cs="Arial" w:eastAsia="Arial"/>
+                <w:b w:val="0"/>
+                <w:i w:val="0"/>
+                <w:color w:val="000000"/>
+                <w:sz w:val="20"/>
+              </w:rPr>
+              <w:t>K1</w:t>
+            </w:r>
+          </w:p>
+        </w:tc>
+        <w:tc>
+          <w:tcPr>
+            <w:tcW w:type="dxa" w:w="3402"/>
+          </w:tcPr>
+          <w:p>
+            <w:pPr>
+              <w:spacing w:after="20"/>
+            </w:pPr>
+            <w:r>
+              <w:rPr>
+                <w:rFonts w:ascii="Arial" w:hAnsi="Arial" w:cs="Arial" w:eastAsia="Arial"/>
+                <w:b w:val="0"/>
+                <w:i w:val="0"/>
+                <w:color w:val="000000"/>
+                <w:sz w:val="20"/>
+              </w:rPr>
+              <w:t>—</w:t>
+            </w:r>
+          </w:p>
+        </w:tc>
+        <w:tc>
+          <w:tcPr>
+            <w:tcW w:type="dxa" w:w="3118"/>
+          </w:tcPr>
+          <w:p>
+            <w:pPr>
+              <w:spacing w:after="20"/>
+            </w:pPr>
+            <w:r>
+              <w:rPr>
+                <w:rFonts w:ascii="Arial" w:hAnsi="Arial" w:cs="Arial" w:eastAsia="Arial"/>
+                <w:b w:val="0"/>
+                <w:i w:val="0"/>
+                <w:color w:val="000000"/>
+                <w:sz w:val="20"/>
+              </w:rPr>
+              <w:t>—</w:t>
+            </w:r>
+          </w:p>
+        </w:tc>
+      </w:tr>
+      <w:tr>
+        <w:trPr>
+          <w:cantSplit/>
+        </w:trPr>
+        <w:tc>
+          <w:tcPr>
+            <w:tcW w:type="dxa" w:w="2268"/>
+          </w:tcPr>
+          <w:p>
+            <w:pPr>
+              <w:spacing w:after="20"/>
+            </w:pPr>
+            <w:r>
+              <w:rPr>
+                <w:rFonts w:ascii="Arial" w:hAnsi="Arial" w:cs="Arial" w:eastAsia="Arial"/>
+                <w:b w:val="0"/>
+                <w:i w:val="0"/>
+                <w:color w:val="000000"/>
+                <w:sz w:val="20"/>
+              </w:rPr>
+              <w:t>CREA_RESU</w:t>
+            </w:r>
+          </w:p>
+        </w:tc>
+        <w:tc>
+          <w:tcPr>
+            <w:tcW w:type="dxa" w:w="850"/>
+          </w:tcPr>
+          <w:p>
+            <w:pPr>
+              <w:spacing w:after="20"/>
+            </w:pPr>
+            <w:r>
+              <w:rPr>
+                <w:rFonts w:ascii="Arial" w:hAnsi="Arial" w:cs="Arial" w:eastAsia="Arial"/>
+                <w:b w:val="0"/>
+                <w:i w:val="0"/>
+                <w:color w:val="000000"/>
+                <w:sz w:val="20"/>
+              </w:rPr>
+              <w:t>K3</w:t>
+            </w:r>
+          </w:p>
+        </w:tc>
+        <w:tc>
+          <w:tcPr>
+            <w:tcW w:type="dxa" w:w="3402"/>
+          </w:tcPr>
+          <w:p>
+            <w:pPr>
+              <w:spacing w:after="20"/>
+            </w:pPr>
+            <w:r>
+              <w:rPr>
+                <w:rFonts w:ascii="Arial" w:hAnsi="Arial" w:cs="Arial" w:eastAsia="Arial"/>
+                <w:b w:val="0"/>
+                <w:i w:val="0"/>
+                <w:color w:val="000000"/>
+                <w:sz w:val="20"/>
+              </w:rPr>
+              <w:t>OPERATION = AFFE; TYPE_RESU = EVOL_THER</w:t>
+            </w:r>
+          </w:p>
+        </w:tc>
+        <w:tc>
+          <w:tcPr>
+            <w:tcW w:type="dxa" w:w="3118"/>
+          </w:tcPr>
+          <w:p>
+            <w:pPr>
+              <w:spacing w:after="20"/>
+            </w:pPr>
+            <w:r>
+              <w:rPr>
+                <w:rFonts w:ascii="Arial" w:hAnsi="Arial" w:cs="Arial" w:eastAsia="Arial"/>
+                <w:b w:val="0"/>
+                <w:i w:val="0"/>
+                <w:color w:val="000000"/>
+                <w:sz w:val="20"/>
+              </w:rPr>
+              <w:t>—</w:t>
+            </w:r>
+          </w:p>
+        </w:tc>
+      </w:tr>
+      <w:tr>
+        <w:trPr>
+          <w:cantSplit/>
+        </w:trPr>
+        <w:tc>
+          <w:tcPr>
+            <w:tcW w:type="dxa" w:w="2268"/>
+          </w:tcPr>
+          <w:p>
+            <w:pPr>
+              <w:spacing w:after="20"/>
+            </w:pPr>
+            <w:r>
+              <w:rPr>
+                <w:rFonts w:ascii="Arial" w:hAnsi="Arial" w:cs="Arial" w:eastAsia="Arial"/>
+                <w:b w:val="0"/>
+                <w:i w:val="0"/>
+                <w:color w:val="000000"/>
+                <w:sz w:val="20"/>
+              </w:rPr>
+              <w:t>CREA_RESU</w:t>
+            </w:r>
+          </w:p>
+        </w:tc>
+        <w:tc>
+          <w:tcPr>
+            <w:tcW w:type="dxa" w:w="850"/>
+          </w:tcPr>
+          <w:p>
+            <w:pPr>
+              <w:spacing w:after="20"/>
+            </w:pPr>
+            <w:r>
+              <w:rPr>
+                <w:rFonts w:ascii="Arial" w:hAnsi="Arial" w:cs="Arial" w:eastAsia="Arial"/>
+                <w:b w:val="0"/>
+                <w:i w:val="0"/>
+                <w:color w:val="000000"/>
+                <w:sz w:val="20"/>
+              </w:rPr>
+              <w:t>K3</w:t>
+            </w:r>
+          </w:p>
+        </w:tc>
+        <w:tc>
+          <w:tcPr>
+            <w:tcW w:type="dxa" w:w="3402"/>
+          </w:tcPr>
+          <w:p>
+            <w:pPr>
+              <w:spacing w:after="20"/>
+            </w:pPr>
+            <w:r>
+              <w:rPr>
+                <w:rFonts w:ascii="Arial" w:hAnsi="Arial" w:cs="Arial" w:eastAsia="Arial"/>
+                <w:b w:val="0"/>
+                <w:i w:val="0"/>
+                <w:color w:val="000000"/>
+                <w:sz w:val="20"/>
+              </w:rPr>
+              <w:t>OPERATION = PREP_VARC; TYPE_RESU = EVOL_THER</w:t>
+            </w:r>
+          </w:p>
+        </w:tc>
+        <w:tc>
+          <w:tcPr>
+            <w:tcW w:type="dxa" w:w="3118"/>
+          </w:tcPr>
+          <w:p>
+            <w:pPr>
+              <w:spacing w:after="20"/>
+            </w:pPr>
+            <w:r>
+              <w:rPr>
+                <w:rFonts w:ascii="Arial" w:hAnsi="Arial" w:cs="Arial" w:eastAsia="Arial"/>
+                <w:b w:val="0"/>
+                <w:i w:val="0"/>
+                <w:color w:val="000000"/>
+                <w:sz w:val="20"/>
+              </w:rPr>
+              <w:t>—</w:t>
+            </w:r>
+          </w:p>
+        </w:tc>
+      </w:tr>
+      <w:tr>
+        <w:trPr>
+          <w:cantSplit/>
+        </w:trPr>
+        <w:tc>
+          <w:tcPr>
+            <w:tcW w:type="dxa" w:w="2268"/>
+          </w:tcPr>
+          <w:p>
+            <w:pPr>
+              <w:spacing w:after="20"/>
+            </w:pPr>
+            <w:r>
+              <w:rPr>
+                <w:rFonts w:ascii="Arial" w:hAnsi="Arial" w:cs="Arial" w:eastAsia="Arial"/>
+                <w:b w:val="0"/>
+                <w:i w:val="0"/>
+                <w:color w:val="000000"/>
+                <w:sz w:val="20"/>
+              </w:rPr>
+              <w:t>DEBUT</w:t>
+            </w:r>
+          </w:p>
+        </w:tc>
+        <w:tc>
+          <w:tcPr>
+            <w:tcW w:type="dxa" w:w="850"/>
+          </w:tcPr>
+          <w:p>
+            <w:pPr>
+              <w:spacing w:after="20"/>
+            </w:pPr>
+            <w:r>
+              <w:rPr>
+                <w:rFonts w:ascii="Arial" w:hAnsi="Arial" w:cs="Arial" w:eastAsia="Arial"/>
+                <w:b w:val="0"/>
+                <w:i w:val="0"/>
+                <w:color w:val="000000"/>
+                <w:sz w:val="20"/>
+              </w:rPr>
+              <w:t>E1</w:t>
+            </w:r>
+          </w:p>
+        </w:tc>
+        <w:tc>
+          <w:tcPr>
+            <w:tcW w:type="dxa" w:w="3402"/>
+          </w:tcPr>
+          <w:p>
+            <w:pPr>
+              <w:spacing w:after="20"/>
+            </w:pPr>
+            <w:r>
+              <w:rPr>
+                <w:rFonts w:ascii="Arial" w:hAnsi="Arial" w:cs="Arial" w:eastAsia="Arial"/>
+                <w:b w:val="0"/>
+                <w:i w:val="0"/>
+                <w:color w:val="000000"/>
+                <w:sz w:val="20"/>
+              </w:rPr>
+              <w:t>—</w:t>
+            </w:r>
+          </w:p>
+        </w:tc>
+        <w:tc>
+          <w:tcPr>
+            <w:tcW w:type="dxa" w:w="3118"/>
+          </w:tcPr>
+          <w:p>
+            <w:pPr>
+              <w:spacing w:after="20"/>
+            </w:pPr>
+            <w:r>
+              <w:rPr>
+                <w:rFonts w:ascii="Arial" w:hAnsi="Arial" w:cs="Arial" w:eastAsia="Arial"/>
+                <w:b w:val="0"/>
+                <w:i w:val="0"/>
+                <w:color w:val="000000"/>
+                <w:sz w:val="20"/>
+              </w:rPr>
+              <w:t>—</w:t>
+            </w:r>
+          </w:p>
+        </w:tc>
+      </w:tr>
+      <w:tr>
+        <w:trPr>
+          <w:cantSplit/>
+        </w:trPr>
+        <w:tc>
+          <w:tcPr>
+            <w:tcW w:type="dxa" w:w="2268"/>
+          </w:tcPr>
+          <w:p>
+            <w:pPr>
+              <w:spacing w:after="20"/>
+            </w:pPr>
+            <w:r>
+              <w:rPr>
+                <w:rFonts w:ascii="Arial" w:hAnsi="Arial" w:cs="Arial" w:eastAsia="Arial"/>
+                <w:b w:val="0"/>
+                <w:i w:val="0"/>
+                <w:color w:val="000000"/>
+                <w:sz w:val="20"/>
+              </w:rPr>
+              <w:t>DEFI_GROUP</w:t>
+            </w:r>
+          </w:p>
+        </w:tc>
+        <w:tc>
+          <w:tcPr>
+            <w:tcW w:type="dxa" w:w="850"/>
+          </w:tcPr>
+          <w:p>
+            <w:pPr>
+              <w:spacing w:after="20"/>
+            </w:pPr>
+            <w:r>
+              <w:rPr>
+                <w:rFonts w:ascii="Arial" w:hAnsi="Arial" w:cs="Arial" w:eastAsia="Arial"/>
+                <w:b w:val="0"/>
+                <w:i w:val="0"/>
+                <w:color w:val="000000"/>
+                <w:sz w:val="20"/>
+              </w:rPr>
+              <w:t>K2</w:t>
+            </w:r>
+          </w:p>
+        </w:tc>
+        <w:tc>
+          <w:tcPr>
+            <w:tcW w:type="dxa" w:w="3402"/>
+          </w:tcPr>
+          <w:p>
+            <w:pPr>
+              <w:spacing w:after="20"/>
+            </w:pPr>
+            <w:r>
+              <w:rPr>
+                <w:rFonts w:ascii="Arial" w:hAnsi="Arial" w:cs="Arial" w:eastAsia="Arial"/>
+                <w:b w:val="0"/>
+                <w:i w:val="0"/>
+                <w:color w:val="000000"/>
+                <w:sz w:val="20"/>
+              </w:rPr>
+              <w:t>—</w:t>
+            </w:r>
+          </w:p>
+        </w:tc>
+        <w:tc>
+          <w:tcPr>
+            <w:tcW w:type="dxa" w:w="3118"/>
+          </w:tcPr>
+          <w:p>
+            <w:pPr>
+              <w:spacing w:after="20"/>
+            </w:pPr>
+            <w:r>
+              <w:rPr>
+                <w:rFonts w:ascii="Arial" w:hAnsi="Arial" w:cs="Arial" w:eastAsia="Arial"/>
+                <w:b w:val="0"/>
+                <w:i w:val="0"/>
+                <w:color w:val="000000"/>
+                <w:sz w:val="20"/>
+              </w:rPr>
+              <w:t>—</w:t>
+            </w:r>
+          </w:p>
+        </w:tc>
+      </w:tr>
+      <w:tr>
+        <w:trPr>
+          <w:cantSplit/>
+        </w:trPr>
+        <w:tc>
+          <w:tcPr>
+            <w:tcW w:type="dxa" w:w="2268"/>
+          </w:tcPr>
+          <w:p>
+            <w:pPr>
+              <w:spacing w:after="20"/>
+            </w:pPr>
+            <w:r>
+              <w:rPr>
+                <w:rFonts w:ascii="Arial" w:hAnsi="Arial" w:cs="Arial" w:eastAsia="Arial"/>
+                <w:b w:val="0"/>
+                <w:i w:val="0"/>
+                <w:color w:val="000000"/>
+                <w:sz w:val="20"/>
+              </w:rPr>
+              <w:t>DEFI_GROUP</w:t>
+            </w:r>
+          </w:p>
+        </w:tc>
+        <w:tc>
+          <w:tcPr>
+            <w:tcW w:type="dxa" w:w="850"/>
+          </w:tcPr>
+          <w:p>
+            <w:pPr>
+              <w:spacing w:after="20"/>
+            </w:pPr>
+            <w:r>
+              <w:rPr>
+                <w:rFonts w:ascii="Arial" w:hAnsi="Arial" w:cs="Arial" w:eastAsia="Arial"/>
+                <w:b w:val="0"/>
+                <w:i w:val="0"/>
+                <w:color w:val="000000"/>
+                <w:sz w:val="20"/>
+              </w:rPr>
+              <w:t>K2</w:t>
+            </w:r>
+          </w:p>
+        </w:tc>
+        <w:tc>
+          <w:tcPr>
+            <w:tcW w:type="dxa" w:w="3402"/>
+          </w:tcPr>
+          <w:p>
+            <w:pPr>
+              <w:spacing w:after="20"/>
+            </w:pPr>
+            <w:r>
+              <w:rPr>
+                <w:rFonts w:ascii="Arial" w:hAnsi="Arial" w:cs="Arial" w:eastAsia="Arial"/>
+                <w:b w:val="0"/>
+                <w:i w:val="0"/>
+                <w:color w:val="000000"/>
+                <w:sz w:val="20"/>
+              </w:rPr>
+              <w:t>OPTION = BANDE</w:t>
+            </w:r>
+          </w:p>
+        </w:tc>
+        <w:tc>
+          <w:tcPr>
+            <w:tcW w:type="dxa" w:w="3118"/>
+          </w:tcPr>
+          <w:p>
+            <w:pPr>
+              <w:spacing w:after="20"/>
+            </w:pPr>
+            <w:r>
+              <w:rPr>
+                <w:rFonts w:ascii="Arial" w:hAnsi="Arial" w:cs="Arial" w:eastAsia="Arial"/>
+                <w:b w:val="0"/>
+                <w:i w:val="0"/>
+                <w:color w:val="000000"/>
+                <w:sz w:val="20"/>
+              </w:rPr>
+              <w:t>—</w:t>
+            </w:r>
+          </w:p>
+        </w:tc>
+      </w:tr>
+      <w:tr>
+        <w:trPr>
+          <w:cantSplit/>
+        </w:trPr>
+        <w:tc>
+          <w:tcPr>
+            <w:tcW w:type="dxa" w:w="2268"/>
+          </w:tcPr>
+          <w:p>
+            <w:pPr>
+              <w:spacing w:after="20"/>
+            </w:pPr>
+            <w:r>
+              <w:rPr>
+                <w:rFonts w:ascii="Arial" w:hAnsi="Arial" w:cs="Arial" w:eastAsia="Arial"/>
+                <w:b w:val="0"/>
+                <w:i w:val="0"/>
+                <w:color w:val="000000"/>
+                <w:sz w:val="20"/>
+              </w:rPr>
+              <w:t>DEFI_MATERIAU</w:t>
+            </w:r>
+          </w:p>
+        </w:tc>
+        <w:tc>
+          <w:tcPr>
+            <w:tcW w:type="dxa" w:w="850"/>
+          </w:tcPr>
+          <w:p>
+            <w:pPr>
+              <w:spacing w:after="20"/>
+            </w:pPr>
+            <w:r>
+              <w:rPr>
+                <w:rFonts w:ascii="Arial" w:hAnsi="Arial" w:cs="Arial" w:eastAsia="Arial"/>
+                <w:b w:val="0"/>
+                <w:i w:val="0"/>
+                <w:color w:val="000000"/>
+                <w:sz w:val="20"/>
+              </w:rPr>
+              <w:t>K2</w:t>
+            </w:r>
+          </w:p>
+        </w:tc>
+        <w:tc>
+          <w:tcPr>
+            <w:tcW w:type="dxa" w:w="3402"/>
+          </w:tcPr>
+          <w:p>
+            <w:pPr>
+              <w:spacing w:after="20"/>
+            </w:pPr>
+            <w:r>
+              <w:rPr>
+                <w:rFonts w:ascii="Arial" w:hAnsi="Arial" w:cs="Arial" w:eastAsia="Arial"/>
+                <w:b w:val="0"/>
+                <w:i w:val="0"/>
+                <w:color w:val="000000"/>
+                <w:sz w:val="20"/>
+              </w:rPr>
+              <w:t>—</w:t>
+            </w:r>
+          </w:p>
+        </w:tc>
+        <w:tc>
+          <w:tcPr>
+            <w:tcW w:type="dxa" w:w="3118"/>
+          </w:tcPr>
+          <w:p>
+            <w:pPr>
+              <w:spacing w:after="20"/>
+            </w:pPr>
+            <w:r>
+              <w:rPr>
+                <w:rFonts w:ascii="Arial" w:hAnsi="Arial" w:cs="Arial" w:eastAsia="Arial"/>
+                <w:b w:val="0"/>
+                <w:i w:val="0"/>
+                <w:color w:val="000000"/>
+                <w:sz w:val="20"/>
+              </w:rPr>
+              <w:t>—</w:t>
+            </w:r>
+          </w:p>
+        </w:tc>
+      </w:tr>
+      <w:tr>
+        <w:trPr>
+          <w:cantSplit/>
+        </w:trPr>
+        <w:tc>
+          <w:tcPr>
+            <w:tcW w:type="dxa" w:w="2268"/>
+          </w:tcPr>
+          <w:p>
+            <w:pPr>
+              <w:spacing w:after="20"/>
+            </w:pPr>
+            <w:r>
+              <w:rPr>
+                <w:rFonts w:ascii="Arial" w:hAnsi="Arial" w:cs="Arial" w:eastAsia="Arial"/>
+                <w:b w:val="0"/>
+                <w:i w:val="0"/>
+                <w:color w:val="000000"/>
+                <w:sz w:val="20"/>
+              </w:rPr>
+              <w:t>DETRUIRE</w:t>
+            </w:r>
+          </w:p>
+        </w:tc>
+        <w:tc>
+          <w:tcPr>
+            <w:tcW w:type="dxa" w:w="850"/>
+          </w:tcPr>
+          <w:p>
+            <w:pPr>
+              <w:spacing w:after="20"/>
+            </w:pPr>
+            <w:r>
+              <w:rPr>
+                <w:rFonts w:ascii="Arial" w:hAnsi="Arial" w:cs="Arial" w:eastAsia="Arial"/>
+                <w:b w:val="0"/>
+                <w:i w:val="0"/>
+                <w:color w:val="000000"/>
+                <w:sz w:val="20"/>
+              </w:rPr>
+              <w:t>E1</w:t>
+            </w:r>
+          </w:p>
+        </w:tc>
+        <w:tc>
+          <w:tcPr>
+            <w:tcW w:type="dxa" w:w="3402"/>
+          </w:tcPr>
+          <w:p>
+            <w:pPr>
+              <w:spacing w:after="20"/>
+            </w:pPr>
+            <w:r>
+              <w:rPr>
+                <w:rFonts w:ascii="Arial" w:hAnsi="Arial" w:cs="Arial" w:eastAsia="Arial"/>
+                <w:b w:val="0"/>
+                <w:i w:val="0"/>
+                <w:color w:val="000000"/>
+                <w:sz w:val="20"/>
+              </w:rPr>
+              <w:t>—</w:t>
+            </w:r>
+          </w:p>
+        </w:tc>
+        <w:tc>
+          <w:tcPr>
+            <w:tcW w:type="dxa" w:w="3118"/>
+          </w:tcPr>
+          <w:p>
+            <w:pPr>
+              <w:spacing w:after="20"/>
+            </w:pPr>
+            <w:r>
+              <w:rPr>
+                <w:rFonts w:ascii="Arial" w:hAnsi="Arial" w:cs="Arial" w:eastAsia="Arial"/>
+                <w:b w:val="0"/>
+                <w:i w:val="0"/>
+                <w:color w:val="000000"/>
+                <w:sz w:val="20"/>
+              </w:rPr>
+              <w:t>—</w:t>
+            </w:r>
+          </w:p>
+        </w:tc>
+      </w:tr>
+      <w:tr>
+        <w:trPr>
+          <w:cantSplit/>
+        </w:trPr>
+        <w:tc>
+          <w:tcPr>
+            <w:tcW w:type="dxa" w:w="2268"/>
+          </w:tcPr>
+          <w:p>
+            <w:pPr>
+              <w:spacing w:after="20"/>
+            </w:pPr>
+            <w:r>
+              <w:rPr>
+                <w:rFonts w:ascii="Arial" w:hAnsi="Arial" w:cs="Arial" w:eastAsia="Arial"/>
+                <w:b w:val="0"/>
+                <w:i w:val="0"/>
+                <w:color w:val="000000"/>
+                <w:sz w:val="20"/>
+              </w:rPr>
+              <w:t>FIN</w:t>
+            </w:r>
+          </w:p>
+        </w:tc>
+        <w:tc>
+          <w:tcPr>
+            <w:tcW w:type="dxa" w:w="850"/>
+          </w:tcPr>
+          <w:p>
+            <w:pPr>
+              <w:spacing w:after="20"/>
+            </w:pPr>
+            <w:r>
+              <w:rPr>
+                <w:rFonts w:ascii="Arial" w:hAnsi="Arial" w:cs="Arial" w:eastAsia="Arial"/>
+                <w:b w:val="0"/>
+                <w:i w:val="0"/>
+                <w:color w:val="000000"/>
+                <w:sz w:val="20"/>
+              </w:rPr>
+              <w:t>K1</w:t>
+            </w:r>
+          </w:p>
+        </w:tc>
+        <w:tc>
+          <w:tcPr>
+            <w:tcW w:type="dxa" w:w="3402"/>
+          </w:tcPr>
+          <w:p>
+            <w:pPr>
+              <w:spacing w:after="20"/>
+            </w:pPr>
+            <w:r>
+              <w:rPr>
+                <w:rFonts w:ascii="Arial" w:hAnsi="Arial" w:cs="Arial" w:eastAsia="Arial"/>
+                <w:b w:val="0"/>
+                <w:i w:val="0"/>
+                <w:color w:val="000000"/>
+                <w:sz w:val="20"/>
+              </w:rPr>
+              <w:t>—</w:t>
+            </w:r>
+          </w:p>
+        </w:tc>
+        <w:tc>
+          <w:tcPr>
+            <w:tcW w:type="dxa" w:w="3118"/>
+          </w:tcPr>
+          <w:p>
+            <w:pPr>
+              <w:spacing w:after="20"/>
+            </w:pPr>
+            <w:r>
+              <w:rPr>
+                <w:rFonts w:ascii="Arial" w:hAnsi="Arial" w:cs="Arial" w:eastAsia="Arial"/>
+                <w:b w:val="0"/>
+                <w:i w:val="0"/>
+                <w:color w:val="000000"/>
+                <w:sz w:val="20"/>
+              </w:rPr>
+              <w:t>—</w:t>
+            </w:r>
+          </w:p>
+        </w:tc>
+      </w:tr>
+      <w:tr>
+        <w:trPr>
+          <w:cantSplit/>
+        </w:trPr>
+        <w:tc>
+          <w:tcPr>
+            <w:tcW w:type="dxa" w:w="2268"/>
+          </w:tcPr>
+          <w:p>
+            <w:pPr>
+              <w:spacing w:after="20"/>
+            </w:pPr>
+            <w:r>
+              <w:rPr>
+                <w:rFonts w:ascii="Arial" w:hAnsi="Arial" w:cs="Arial" w:eastAsia="Arial"/>
+                <w:b w:val="0"/>
+                <w:i w:val="0"/>
+                <w:color w:val="000000"/>
+                <w:sz w:val="20"/>
+              </w:rPr>
+              <w:t>IMPR_RESU</w:t>
+            </w:r>
+          </w:p>
+        </w:tc>
+        <w:tc>
+          <w:tcPr>
+            <w:tcW w:type="dxa" w:w="850"/>
+          </w:tcPr>
+          <w:p>
+            <w:pPr>
+              <w:spacing w:after="20"/>
+            </w:pPr>
+            <w:r>
+              <w:rPr>
+                <w:rFonts w:ascii="Arial" w:hAnsi="Arial" w:cs="Arial" w:eastAsia="Arial"/>
+                <w:b w:val="0"/>
+                <w:i w:val="0"/>
+                <w:color w:val="000000"/>
+                <w:sz w:val="20"/>
+              </w:rPr>
+              <w:t>K4</w:t>
+            </w:r>
+          </w:p>
+        </w:tc>
+        <w:tc>
+          <w:tcPr>
+            <w:tcW w:type="dxa" w:w="3402"/>
+          </w:tcPr>
+          <w:p>
+            <w:pPr>
+              <w:spacing w:after="20"/>
+            </w:pPr>
+            <w:r>
+              <w:rPr>
+                <w:rFonts w:ascii="Arial" w:hAnsi="Arial" w:cs="Arial" w:eastAsia="Arial"/>
+                <w:b w:val="0"/>
+                <w:i w:val="0"/>
+                <w:color w:val="000000"/>
+                <w:sz w:val="20"/>
+              </w:rPr>
+              <w:t>FORMAT = MED</w:t>
+            </w:r>
+          </w:p>
+        </w:tc>
+        <w:tc>
+          <w:tcPr>
+            <w:tcW w:type="dxa" w:w="3118"/>
+          </w:tcPr>
+          <w:p>
+            <w:pPr>
+              <w:spacing w:after="20"/>
+            </w:pPr>
+            <w:r>
+              <w:rPr>
+                <w:rFonts w:ascii="Arial" w:hAnsi="Arial" w:cs="Arial" w:eastAsia="Arial"/>
+                <w:b w:val="0"/>
+                <w:i w:val="0"/>
+                <w:color w:val="000000"/>
+                <w:sz w:val="20"/>
+              </w:rPr>
+              <w:t>—</w:t>
+            </w:r>
+          </w:p>
+        </w:tc>
+      </w:tr>
+      <w:tr>
+        <w:trPr>
+          <w:cantSplit/>
+        </w:trPr>
+        <w:tc>
+          <w:tcPr>
+            <w:tcW w:type="dxa" w:w="2268"/>
+          </w:tcPr>
+          <w:p>
+            <w:pPr>
+              <w:spacing w:after="20"/>
+            </w:pPr>
+            <w:r>
+              <w:rPr>
+                <w:rFonts w:ascii="Arial" w:hAnsi="Arial" w:cs="Arial" w:eastAsia="Arial"/>
+                <w:b w:val="0"/>
+                <w:i w:val="0"/>
+                <w:color w:val="000000"/>
+                <w:sz w:val="20"/>
+              </w:rPr>
+              <w:t>IMPR_TABLE</w:t>
+            </w:r>
+          </w:p>
+        </w:tc>
+        <w:tc>
+          <w:tcPr>
+            <w:tcW w:type="dxa" w:w="850"/>
+          </w:tcPr>
+          <w:p>
+            <w:pPr>
+              <w:spacing w:after="20"/>
+            </w:pPr>
+            <w:r>
+              <w:rPr>
+                <w:rFonts w:ascii="Arial" w:hAnsi="Arial" w:cs="Arial" w:eastAsia="Arial"/>
+                <w:b w:val="0"/>
+                <w:i w:val="0"/>
+                <w:color w:val="000000"/>
+                <w:sz w:val="20"/>
+              </w:rPr>
+              <w:t>E1</w:t>
+            </w:r>
+          </w:p>
+        </w:tc>
+        <w:tc>
+          <w:tcPr>
+            <w:tcW w:type="dxa" w:w="3402"/>
+          </w:tcPr>
+          <w:p>
+            <w:pPr>
+              <w:spacing w:after="20"/>
+            </w:pPr>
+            <w:r>
+              <w:rPr>
+                <w:rFonts w:ascii="Arial" w:hAnsi="Arial" w:cs="Arial" w:eastAsia="Arial"/>
+                <w:b w:val="0"/>
+                <w:i w:val="0"/>
+                <w:color w:val="000000"/>
+                <w:sz w:val="20"/>
+              </w:rPr>
+              <w:t>—</w:t>
+            </w:r>
+          </w:p>
+        </w:tc>
+        <w:tc>
+          <w:tcPr>
+            <w:tcW w:type="dxa" w:w="3118"/>
+          </w:tcPr>
+          <w:p>
+            <w:pPr>
+              <w:spacing w:after="20"/>
+            </w:pPr>
+            <w:r>
+              <w:rPr>
+                <w:rFonts w:ascii="Arial" w:hAnsi="Arial" w:cs="Arial" w:eastAsia="Arial"/>
+                <w:b w:val="0"/>
+                <w:i w:val="0"/>
+                <w:color w:val="000000"/>
+                <w:sz w:val="20"/>
+              </w:rPr>
+              <w:t>—</w:t>
+            </w:r>
+          </w:p>
+        </w:tc>
+      </w:tr>
+      <w:tr>
+        <w:trPr>
+          <w:cantSplit/>
+        </w:trPr>
+        <w:tc>
+          <w:tcPr>
+            <w:tcW w:type="dxa" w:w="2268"/>
+          </w:tcPr>
+          <w:p>
+            <w:pPr>
+              <w:spacing w:after="20"/>
+            </w:pPr>
+            <w:r>
+              <w:rPr>
+                <w:rFonts w:ascii="Arial" w:hAnsi="Arial" w:cs="Arial" w:eastAsia="Arial"/>
+                <w:b w:val="0"/>
+                <w:i w:val="0"/>
+                <w:color w:val="000000"/>
+                <w:sz w:val="20"/>
+              </w:rPr>
+              <w:t>LIRE_MAILLAGE</w:t>
+            </w:r>
+          </w:p>
+        </w:tc>
+        <w:tc>
+          <w:tcPr>
+            <w:tcW w:type="dxa" w:w="850"/>
+          </w:tcPr>
+          <w:p>
+            <w:pPr>
+              <w:spacing w:after="20"/>
+            </w:pPr>
+            <w:r>
+              <w:rPr>
+                <w:rFonts w:ascii="Arial" w:hAnsi="Arial" w:cs="Arial" w:eastAsia="Arial"/>
+                <w:b w:val="0"/>
+                <w:i w:val="0"/>
+                <w:color w:val="000000"/>
+                <w:sz w:val="20"/>
+              </w:rPr>
+              <w:t>E1</w:t>
+            </w:r>
+          </w:p>
+        </w:tc>
+        <w:tc>
+          <w:tcPr>
+            <w:tcW w:type="dxa" w:w="3402"/>
+          </w:tcPr>
+          <w:p>
+            <w:pPr>
+              <w:spacing w:after="20"/>
+            </w:pPr>
+            <w:r>
+              <w:rPr>
+                <w:rFonts w:ascii="Arial" w:hAnsi="Arial" w:cs="Arial" w:eastAsia="Arial"/>
+                <w:b w:val="0"/>
+                <w:i w:val="0"/>
+                <w:color w:val="000000"/>
+                <w:sz w:val="20"/>
+              </w:rPr>
+              <w:t>FORMAT = MED</w:t>
+            </w:r>
+          </w:p>
+        </w:tc>
+        <w:tc>
+          <w:tcPr>
+            <w:tcW w:type="dxa" w:w="3118"/>
+          </w:tcPr>
+          <w:p>
+            <w:pPr>
+              <w:spacing w:after="20"/>
+            </w:pPr>
+            <w:r>
+              <w:rPr>
+                <w:rFonts w:ascii="Arial" w:hAnsi="Arial" w:cs="Arial" w:eastAsia="Arial"/>
+                <w:b w:val="0"/>
+                <w:i w:val="0"/>
+                <w:color w:val="000000"/>
+                <w:sz w:val="20"/>
+              </w:rPr>
+              <w:t>—</w:t>
+            </w:r>
+          </w:p>
+        </w:tc>
+      </w:tr>
+      <w:tr>
+        <w:trPr>
+          <w:cantSplit/>
+        </w:trPr>
+        <w:tc>
+          <w:tcPr>
+            <w:tcW w:type="dxa" w:w="2268"/>
+          </w:tcPr>
+          <w:p>
+            <w:pPr>
+              <w:spacing w:after="20"/>
+            </w:pPr>
+            <w:r>
+              <w:rPr>
+                <w:rFonts w:ascii="Arial" w:hAnsi="Arial" w:cs="Arial" w:eastAsia="Arial"/>
+                <w:b w:val="0"/>
+                <w:i w:val="0"/>
+                <w:color w:val="000000"/>
+                <w:sz w:val="20"/>
+              </w:rPr>
+              <w:t>MACRO_ELAS_MULT</w:t>
+            </w:r>
+          </w:p>
+        </w:tc>
+        <w:tc>
+          <w:tcPr>
+            <w:tcW w:type="dxa" w:w="850"/>
+          </w:tcPr>
+          <w:p>
+            <w:pPr>
+              <w:spacing w:after="20"/>
+            </w:pPr>
+            <w:r>
+              <w:rPr>
+                <w:rFonts w:ascii="Arial" w:hAnsi="Arial" w:cs="Arial" w:eastAsia="Arial"/>
+                <w:b w:val="0"/>
+                <w:i w:val="0"/>
+                <w:color w:val="000000"/>
+                <w:sz w:val="20"/>
+              </w:rPr>
+              <w:t>K4</w:t>
+            </w:r>
+          </w:p>
+        </w:tc>
+        <w:tc>
+          <w:tcPr>
+            <w:tcW w:type="dxa" w:w="3402"/>
+          </w:tcPr>
+          <w:p>
+            <w:pPr>
+              <w:spacing w:after="20"/>
+            </w:pPr>
+            <w:r>
+              <w:rPr>
+                <w:rFonts w:ascii="Arial" w:hAnsi="Arial" w:cs="Arial" w:eastAsia="Arial"/>
+                <w:b w:val="0"/>
+                <w:i w:val="0"/>
+                <w:color w:val="000000"/>
+                <w:sz w:val="20"/>
+              </w:rPr>
+              <w:t>METHODE = MUMPS</w:t>
+            </w:r>
+          </w:p>
+        </w:tc>
+        <w:tc>
+          <w:tcPr>
+            <w:tcW w:type="dxa" w:w="3118"/>
+          </w:tcPr>
+          <w:p>
+            <w:pPr>
+              <w:spacing w:after="20"/>
+            </w:pPr>
+            <w:r>
+              <w:rPr>
+                <w:rFonts w:ascii="Arial" w:hAnsi="Arial" w:cs="Arial" w:eastAsia="Arial"/>
+                <w:b w:val="0"/>
+                <w:i w:val="0"/>
+                <w:color w:val="000000"/>
+                <w:sz w:val="20"/>
+              </w:rPr>
+              <w:t>—</w:t>
+            </w:r>
+          </w:p>
+        </w:tc>
+      </w:tr>
+      <w:tr>
+        <w:trPr>
+          <w:cantSplit/>
+        </w:trPr>
+        <w:tc>
+          <w:tcPr>
+            <w:tcW w:type="dxa" w:w="2268"/>
+          </w:tcPr>
+          <w:p>
+            <w:pPr>
+              <w:spacing w:after="20"/>
+            </w:pPr>
+            <w:r>
+              <w:rPr>
+                <w:rFonts w:ascii="Arial" w:hAnsi="Arial" w:cs="Arial" w:eastAsia="Arial"/>
+                <w:b w:val="0"/>
+                <w:i w:val="0"/>
+                <w:color w:val="000000"/>
+                <w:sz w:val="20"/>
+              </w:rPr>
+              <w:t>MECA_STATIQUE</w:t>
+            </w:r>
+          </w:p>
+        </w:tc>
+        <w:tc>
+          <w:tcPr>
+            <w:tcW w:type="dxa" w:w="850"/>
+          </w:tcPr>
+          <w:p>
+            <w:pPr>
+              <w:spacing w:after="20"/>
+            </w:pPr>
+            <w:r>
+              <w:rPr>
+                <w:rFonts w:ascii="Arial" w:hAnsi="Arial" w:cs="Arial" w:eastAsia="Arial"/>
+                <w:b w:val="0"/>
+                <w:i w:val="0"/>
+                <w:color w:val="000000"/>
+                <w:sz w:val="20"/>
+              </w:rPr>
+              <w:t>E1</w:t>
+            </w:r>
+          </w:p>
+        </w:tc>
+        <w:tc>
+          <w:tcPr>
+            <w:tcW w:type="dxa" w:w="3402"/>
+          </w:tcPr>
+          <w:p>
+            <w:pPr>
+              <w:spacing w:after="20"/>
+            </w:pPr>
+            <w:r>
+              <w:rPr>
+                <w:rFonts w:ascii="Arial" w:hAnsi="Arial" w:cs="Arial" w:eastAsia="Arial"/>
+                <w:b w:val="0"/>
+                <w:i w:val="0"/>
+                <w:color w:val="000000"/>
+                <w:sz w:val="20"/>
+              </w:rPr>
+              <w:t>—</w:t>
+            </w:r>
+          </w:p>
+        </w:tc>
+        <w:tc>
+          <w:tcPr>
+            <w:tcW w:type="dxa" w:w="3118"/>
+          </w:tcPr>
+          <w:p>
+            <w:pPr>
+              <w:spacing w:after="20"/>
+            </w:pPr>
+            <w:r>
+              <w:rPr>
+                <w:rFonts w:ascii="Arial" w:hAnsi="Arial" w:cs="Arial" w:eastAsia="Arial"/>
+                <w:b w:val="0"/>
+                <w:i w:val="0"/>
+                <w:color w:val="000000"/>
+                <w:sz w:val="20"/>
+              </w:rPr>
+              <w:t>—</w:t>
+            </w:r>
+          </w:p>
+        </w:tc>
+      </w:tr>
+      <w:tr>
+        <w:trPr>
+          <w:cantSplit/>
+        </w:trPr>
+        <w:tc>
+          <w:tcPr>
+            <w:tcW w:type="dxa" w:w="2268"/>
+          </w:tcPr>
+          <w:p>
+            <w:pPr>
+              <w:spacing w:after="20"/>
+            </w:pPr>
+            <w:r>
+              <w:rPr>
+                <w:rFonts w:ascii="Arial" w:hAnsi="Arial" w:cs="Arial" w:eastAsia="Arial"/>
+                <w:b w:val="0"/>
+                <w:i w:val="0"/>
+                <w:color w:val="000000"/>
+                <w:sz w:val="20"/>
+              </w:rPr>
+              <w:t>MODI_MAILLAGE</w:t>
+            </w:r>
+          </w:p>
+        </w:tc>
+        <w:tc>
+          <w:tcPr>
+            <w:tcW w:type="dxa" w:w="850"/>
+          </w:tcPr>
+          <w:p>
+            <w:pPr>
+              <w:spacing w:after="20"/>
+            </w:pPr>
+            <w:r>
+              <w:rPr>
+                <w:rFonts w:ascii="Arial" w:hAnsi="Arial" w:cs="Arial" w:eastAsia="Arial"/>
+                <w:b w:val="0"/>
+                <w:i w:val="0"/>
+                <w:color w:val="000000"/>
+                <w:sz w:val="20"/>
+              </w:rPr>
+              <w:t>K2</w:t>
+            </w:r>
+          </w:p>
+        </w:tc>
+        <w:tc>
+          <w:tcPr>
+            <w:tcW w:type="dxa" w:w="3402"/>
+          </w:tcPr>
+          <w:p>
+            <w:pPr>
+              <w:spacing w:after="20"/>
+            </w:pPr>
+            <w:r>
+              <w:rPr>
+                <w:rFonts w:ascii="Arial" w:hAnsi="Arial" w:cs="Arial" w:eastAsia="Arial"/>
+                <w:b w:val="0"/>
+                <w:i w:val="0"/>
+                <w:color w:val="000000"/>
+                <w:sz w:val="20"/>
+              </w:rPr>
+              <w:t>—</w:t>
+            </w:r>
+          </w:p>
+        </w:tc>
+        <w:tc>
+          <w:tcPr>
+            <w:tcW w:type="dxa" w:w="3118"/>
+          </w:tcPr>
+          <w:p>
+            <w:pPr>
+              <w:spacing w:after="20"/>
+            </w:pPr>
+            <w:r>
+              <w:rPr>
+                <w:rFonts w:ascii="Arial" w:hAnsi="Arial" w:cs="Arial" w:eastAsia="Arial"/>
+                <w:b w:val="0"/>
+                <w:i w:val="0"/>
+                <w:color w:val="000000"/>
+                <w:sz w:val="20"/>
+              </w:rPr>
+              <w:t>—</w:t>
+            </w:r>
+          </w:p>
+        </w:tc>
+      </w:tr>
+      <w:tr>
+        <w:trPr>
+          <w:cantSplit/>
+        </w:trPr>
+        <w:tc>
+          <w:tcPr>
+            <w:tcW w:type="dxa" w:w="2268"/>
+          </w:tcPr>
+          <w:p>
+            <w:pPr>
+              <w:spacing w:after="20"/>
+            </w:pPr>
+            <w:r>
+              <w:rPr>
+                <w:rFonts w:ascii="Arial" w:hAnsi="Arial" w:cs="Arial" w:eastAsia="Arial"/>
+                <w:b w:val="0"/>
+                <w:i w:val="0"/>
+                <w:color w:val="000000"/>
+                <w:sz w:val="20"/>
+              </w:rPr>
+              <w:t>POST_RELEVE_T</w:t>
+            </w:r>
+          </w:p>
+        </w:tc>
+        <w:tc>
+          <w:tcPr>
+            <w:tcW w:type="dxa" w:w="850"/>
+          </w:tcPr>
+          <w:p>
+            <w:pPr>
+              <w:spacing w:after="20"/>
+            </w:pPr>
+            <w:r>
+              <w:rPr>
+                <w:rFonts w:ascii="Arial" w:hAnsi="Arial" w:cs="Arial" w:eastAsia="Arial"/>
+                <w:b w:val="0"/>
+                <w:i w:val="0"/>
+                <w:color w:val="000000"/>
+                <w:sz w:val="20"/>
+              </w:rPr>
+              <w:t>K4</w:t>
+            </w:r>
+          </w:p>
+        </w:tc>
+        <w:tc>
+          <w:tcPr>
+            <w:tcW w:type="dxa" w:w="3402"/>
+          </w:tcPr>
+          <w:p>
+            <w:pPr>
+              <w:spacing w:after="20"/>
+            </w:pPr>
+            <w:r>
+              <w:rPr>
+                <w:rFonts w:ascii="Arial" w:hAnsi="Arial" w:cs="Arial" w:eastAsia="Arial"/>
+                <w:b w:val="0"/>
+                <w:i w:val="0"/>
+                <w:color w:val="000000"/>
+                <w:sz w:val="20"/>
+              </w:rPr>
+              <w:t>—</w:t>
+            </w:r>
+          </w:p>
+        </w:tc>
+        <w:tc>
+          <w:tcPr>
+            <w:tcW w:type="dxa" w:w="3118"/>
+          </w:tcPr>
+          <w:p>
+            <w:pPr>
+              <w:spacing w:after="20"/>
+            </w:pPr>
+            <w:r>
+              <w:rPr>
+                <w:rFonts w:ascii="Arial" w:hAnsi="Arial" w:cs="Arial" w:eastAsia="Arial"/>
+                <w:b w:val="0"/>
+                <w:i w:val="0"/>
+                <w:color w:val="000000"/>
+                <w:sz w:val="20"/>
+              </w:rPr>
+              <w:t>—</w:t>
             </w:r>
           </w:p>
         </w:tc>
